--- a/Logbook.docx
+++ b/Logbook.docx
@@ -4,6 +4,7 @@
   <w:body>
     <w:p>
       <w:pPr>
+        <w:spacing w:line="240" w:lineRule="auto"/>
         <w:rPr>
           <w:b/>
           <w:bCs/>
@@ -18,15 +19,142 @@
           <w:sz w:val="36"/>
           <w:szCs w:val="36"/>
         </w:rPr>
-        <w:t xml:space="preserve">Logbook: </w:t>
-      </w:r>
-      <w:proofErr w:type="spellStart"/>
-      <w:r>
-        <w:rPr>
-          <w:b/>
-          <w:bCs/>
-          <w:sz w:val="36"/>
-          <w:szCs w:val="36"/>
+        <w:t>PROJECT LOGBOOK: DEVELOPMENT OF "INTELECT" MOBILE APPLICATION</w:t>
+      </w:r>
+    </w:p>
+    <w:p>
+      <w:pPr>
+        <w:spacing w:line="480" w:lineRule="auto"/>
+        <w:rPr>
+          <w:b/>
+          <w:bCs/>
+          <w:sz w:val="24"/>
+          <w:szCs w:val="24"/>
+        </w:rPr>
+      </w:pPr>
+      <w:r>
+        <w:rPr>
+          <w:b/>
+          <w:bCs/>
+          <w:sz w:val="24"/>
+          <w:szCs w:val="24"/>
+        </w:rPr>
+        <w:t xml:space="preserve">Developer: </w:t>
+      </w:r>
+      <w:proofErr w:type="spellStart"/>
+      <w:r>
+        <w:rPr>
+          <w:b/>
+          <w:bCs/>
+          <w:sz w:val="24"/>
+          <w:szCs w:val="24"/>
+        </w:rPr>
+        <w:t>Gathura</w:t>
+      </w:r>
+      <w:proofErr w:type="spellEnd"/>
+      <w:r>
+        <w:rPr>
+          <w:b/>
+          <w:bCs/>
+          <w:sz w:val="24"/>
+          <w:szCs w:val="24"/>
+        </w:rPr>
+        <w:t xml:space="preserve"> Moffat Mwangi</w:t>
+      </w:r>
+    </w:p>
+    <w:p>
+      <w:pPr>
+        <w:spacing w:line="480" w:lineRule="auto"/>
+        <w:rPr>
+          <w:b/>
+          <w:bCs/>
+          <w:sz w:val="24"/>
+          <w:szCs w:val="24"/>
+        </w:rPr>
+      </w:pPr>
+      <w:r>
+        <w:rPr>
+          <w:b/>
+          <w:bCs/>
+          <w:sz w:val="24"/>
+          <w:szCs w:val="24"/>
+        </w:rPr>
+        <w:t>Registration Number: BIT/2025/67965</w:t>
+      </w:r>
+    </w:p>
+    <w:p>
+      <w:pPr>
+        <w:spacing w:line="480" w:lineRule="auto"/>
+        <w:rPr>
+          <w:b/>
+          <w:bCs/>
+          <w:sz w:val="24"/>
+          <w:szCs w:val="24"/>
+        </w:rPr>
+      </w:pPr>
+      <w:r>
+        <w:rPr>
+          <w:b/>
+          <w:bCs/>
+          <w:sz w:val="24"/>
+          <w:szCs w:val="24"/>
+        </w:rPr>
+        <w:t>Course:</w:t>
+      </w:r>
+      <w:r>
+        <w:rPr>
+          <w:b/>
+          <w:bCs/>
+          <w:sz w:val="24"/>
+          <w:szCs w:val="24"/>
+        </w:rPr>
+        <w:t xml:space="preserve"> </w:t>
+      </w:r>
+      <w:r>
+        <w:rPr>
+          <w:b/>
+          <w:bCs/>
+          <w:sz w:val="24"/>
+          <w:szCs w:val="24"/>
+        </w:rPr>
+        <w:t>Bachelor of Information Technology</w:t>
+      </w:r>
+    </w:p>
+    <w:p>
+      <w:pPr>
+        <w:spacing w:line="480" w:lineRule="auto"/>
+        <w:rPr>
+          <w:b/>
+          <w:bCs/>
+          <w:sz w:val="24"/>
+          <w:szCs w:val="24"/>
+        </w:rPr>
+      </w:pPr>
+      <w:r>
+        <w:rPr>
+          <w:b/>
+          <w:bCs/>
+          <w:sz w:val="24"/>
+          <w:szCs w:val="24"/>
+        </w:rPr>
+        <w:t>Project Title:</w:t>
+      </w:r>
+      <w:r>
+        <w:rPr>
+          <w:b/>
+          <w:bCs/>
+          <w:sz w:val="24"/>
+          <w:szCs w:val="24"/>
+        </w:rPr>
+        <w:t xml:space="preserve"> </w:t>
+      </w:r>
+      <w:proofErr w:type="spellStart"/>
+      <w:r>
+        <w:rPr>
+          <w:b/>
+          <w:bCs/>
+          <w:sz w:val="24"/>
+          <w:szCs w:val="24"/>
         </w:rPr>
         <w:t>Intelect</w:t>
       </w:r>
@@ -35,839 +163,15 @@
         <w:rPr>
           <w:b/>
           <w:bCs/>
-          <w:sz w:val="36"/>
-          <w:szCs w:val="36"/>
-        </w:rPr>
-        <w:t xml:space="preserve"> - School Library Management System</w:t>
-      </w:r>
-    </w:p>
-    <w:p>
-      <w:pPr>
-        <w:rPr>
-          <w:b/>
-          <w:bCs/>
-          <w:sz w:val="36"/>
-          <w:szCs w:val="36"/>
-        </w:rPr>
-      </w:pPr>
-      <w:r>
-        <w:rPr>
-          <w:b/>
-          <w:bCs/>
-          <w:sz w:val="36"/>
-          <w:szCs w:val="36"/>
-        </w:rPr>
-        <w:t xml:space="preserve">Course Module: Mobile Application Development </w:t>
-      </w:r>
-    </w:p>
-    <w:p>
-      <w:pPr>
-        <w:rPr>
-          <w:b/>
-          <w:bCs/>
-          <w:sz w:val="36"/>
-          <w:szCs w:val="36"/>
-        </w:rPr>
-      </w:pPr>
-      <w:r>
-        <w:rPr>
-          <w:b/>
-          <w:bCs/>
-          <w:sz w:val="36"/>
-          <w:szCs w:val="36"/>
-        </w:rPr>
-        <w:t xml:space="preserve">Developer: </w:t>
-      </w:r>
-      <w:proofErr w:type="spellStart"/>
-      <w:r>
-        <w:rPr>
-          <w:b/>
-          <w:bCs/>
-          <w:sz w:val="36"/>
-          <w:szCs w:val="36"/>
-        </w:rPr>
-        <w:t>Gathura</w:t>
-      </w:r>
-      <w:proofErr w:type="spellEnd"/>
-      <w:r>
-        <w:rPr>
-          <w:b/>
-          <w:bCs/>
-          <w:sz w:val="36"/>
-          <w:szCs w:val="36"/>
-        </w:rPr>
-        <w:t xml:space="preserve"> Moffat Mwangi</w:t>
-      </w:r>
-    </w:p>
-    <w:p>
-      <w:pPr>
-        <w:rPr>
-          <w:b/>
-          <w:bCs/>
-          <w:sz w:val="36"/>
-          <w:szCs w:val="36"/>
-        </w:rPr>
-      </w:pPr>
-      <w:r>
-        <w:rPr>
-          <w:b/>
-          <w:bCs/>
-          <w:sz w:val="36"/>
-          <w:szCs w:val="36"/>
-        </w:rPr>
-        <w:t xml:space="preserve">Project Name: </w:t>
-      </w:r>
-      <w:proofErr w:type="spellStart"/>
-      <w:r>
-        <w:rPr>
-          <w:b/>
-          <w:bCs/>
-          <w:sz w:val="36"/>
-          <w:szCs w:val="36"/>
-        </w:rPr>
-        <w:t>Intelect</w:t>
-      </w:r>
-      <w:proofErr w:type="spellEnd"/>
-    </w:p>
-    <w:p/>
-    <w:p>
-      <w:pPr>
-        <w:rPr>
-          <w:b/>
-          <w:bCs/>
-          <w:sz w:val="24"/>
-          <w:szCs w:val="24"/>
-          <w:u w:val="single"/>
-        </w:rPr>
-      </w:pPr>
-      <w:r>
-        <w:rPr>
-          <w:b/>
-          <w:bCs/>
-          <w:sz w:val="24"/>
-          <w:szCs w:val="24"/>
-          <w:u w:val="single"/>
-        </w:rPr>
-        <w:t>1. Project Overview</w:t>
-      </w:r>
-    </w:p>
-    <w:p>
-      <w:pPr>
-        <w:rPr>
-          <w:sz w:val="24"/>
-          <w:szCs w:val="24"/>
-        </w:rPr>
-      </w:pPr>
-      <w:proofErr w:type="spellStart"/>
-      <w:r>
-        <w:rPr>
-          <w:sz w:val="24"/>
-          <w:szCs w:val="24"/>
-        </w:rPr>
-        <w:t>Intelect</w:t>
-      </w:r>
-      <w:proofErr w:type="spellEnd"/>
-      <w:r>
-        <w:rPr>
-          <w:sz w:val="24"/>
-          <w:szCs w:val="24"/>
-        </w:rPr>
-        <w:t xml:space="preserve"> is a mobile application designed for school librarians to manage book inventories and student registrations efficiently. The app utilizes a local database to ensure data persistence and provides a seamless user experience through a modern, tabbed interface.</w:t>
-      </w:r>
-    </w:p>
-    <w:p>
-      <w:pPr>
-        <w:rPr>
-          <w:b/>
-          <w:bCs/>
-          <w:sz w:val="24"/>
-          <w:szCs w:val="24"/>
-          <w:u w:val="single"/>
-        </w:rPr>
-      </w:pPr>
-      <w:r>
-        <w:rPr>
-          <w:b/>
-          <w:bCs/>
-          <w:sz w:val="24"/>
-          <w:szCs w:val="24"/>
-          <w:u w:val="single"/>
-        </w:rPr>
-        <w:t>2. Development Log</w:t>
-      </w:r>
-    </w:p>
-    <w:p>
-      <w:pPr>
-        <w:rPr>
-          <w:b/>
-          <w:bCs/>
-          <w:sz w:val="24"/>
-          <w:szCs w:val="24"/>
-        </w:rPr>
-      </w:pPr>
-      <w:r>
-        <w:rPr>
-          <w:b/>
-          <w:bCs/>
-          <w:sz w:val="24"/>
-          <w:szCs w:val="24"/>
-        </w:rPr>
-        <w:t>Phase 1: Requirement Analysis &amp; Setup</w:t>
-      </w:r>
-    </w:p>
-    <w:p>
-      <w:pPr>
-        <w:rPr>
-          <w:sz w:val="24"/>
-          <w:szCs w:val="24"/>
-        </w:rPr>
-      </w:pPr>
-      <w:r>
-        <w:rPr>
-          <w:sz w:val="24"/>
-          <w:szCs w:val="24"/>
-        </w:rPr>
-        <w:t>•Objective: Define the core functionality for a school library setting.</w:t>
-      </w:r>
-    </w:p>
-    <w:p>
-      <w:pPr>
-        <w:rPr>
-          <w:sz w:val="24"/>
-          <w:szCs w:val="24"/>
-        </w:rPr>
-      </w:pPr>
-      <w:r>
-        <w:rPr>
-          <w:sz w:val="24"/>
-          <w:szCs w:val="24"/>
-        </w:rPr>
-        <w:t>•Tasks:</w:t>
-      </w:r>
-    </w:p>
-    <w:p>
-      <w:pPr>
-        <w:rPr>
-          <w:sz w:val="24"/>
-          <w:szCs w:val="24"/>
-        </w:rPr>
-      </w:pPr>
-      <w:r>
-        <w:rPr>
-          <w:sz w:val="24"/>
-          <w:szCs w:val="24"/>
-        </w:rPr>
-        <w:t xml:space="preserve">  </w:t>
-      </w:r>
-      <w:r>
-        <w:rPr>
-          <w:sz w:val="24"/>
-          <w:szCs w:val="24"/>
-        </w:rPr>
-        <w:t>◦Configured the Android environment with Jetpack Compose.</w:t>
-      </w:r>
-    </w:p>
-    <w:p>
-      <w:pPr>
-        <w:rPr>
-          <w:sz w:val="24"/>
-          <w:szCs w:val="24"/>
-        </w:rPr>
-      </w:pPr>
-      <w:r>
-        <w:rPr>
-          <w:sz w:val="24"/>
-          <w:szCs w:val="24"/>
-        </w:rPr>
-        <w:t xml:space="preserve">  </w:t>
-      </w:r>
-      <w:r>
-        <w:rPr>
-          <w:sz w:val="24"/>
-          <w:szCs w:val="24"/>
-        </w:rPr>
-        <w:t xml:space="preserve">◦Defined the data requirements: Books (Title, Author, ISBN, Category) and Students (Name, Reg </w:t>
-      </w:r>
-      <w:proofErr w:type="gramStart"/>
-      <w:r>
-        <w:rPr>
-          <w:sz w:val="24"/>
-          <w:szCs w:val="24"/>
-        </w:rPr>
-        <w:t xml:space="preserve">No, </w:t>
-      </w:r>
-      <w:r>
-        <w:rPr>
-          <w:sz w:val="24"/>
-          <w:szCs w:val="24"/>
-        </w:rPr>
-        <w:t xml:space="preserve">  </w:t>
-      </w:r>
-      <w:proofErr w:type="gramEnd"/>
-      <w:r>
-        <w:rPr>
-          <w:sz w:val="24"/>
-          <w:szCs w:val="24"/>
-        </w:rPr>
-        <w:t xml:space="preserve">   </w:t>
-      </w:r>
-      <w:r>
-        <w:rPr>
-          <w:sz w:val="24"/>
-          <w:szCs w:val="24"/>
-        </w:rPr>
-        <w:t>Course).</w:t>
-      </w:r>
-    </w:p>
-    <w:p>
-      <w:pPr>
-        <w:rPr>
-          <w:b/>
-          <w:bCs/>
-          <w:sz w:val="24"/>
-          <w:szCs w:val="24"/>
-        </w:rPr>
-      </w:pPr>
-      <w:r>
-        <w:rPr>
-          <w:b/>
-          <w:bCs/>
-          <w:sz w:val="24"/>
-          <w:szCs w:val="24"/>
-        </w:rPr>
-        <w:t>Phase 2: Database Architecture (Room Persistence)</w:t>
-      </w:r>
-    </w:p>
-    <w:p>
-      <w:pPr>
-        <w:rPr>
-          <w:sz w:val="24"/>
-          <w:szCs w:val="24"/>
-        </w:rPr>
-      </w:pPr>
-      <w:r>
-        <w:rPr>
-          <w:sz w:val="24"/>
-          <w:szCs w:val="24"/>
-        </w:rPr>
-        <w:t>•Objective: Implement a robust local storage solution.</w:t>
-      </w:r>
-    </w:p>
-    <w:p>
-      <w:pPr>
-        <w:rPr>
-          <w:sz w:val="24"/>
-          <w:szCs w:val="24"/>
-        </w:rPr>
-      </w:pPr>
-      <w:r>
-        <w:rPr>
-          <w:sz w:val="24"/>
-          <w:szCs w:val="24"/>
-        </w:rPr>
-        <w:t>•Tasks:</w:t>
-      </w:r>
-    </w:p>
-    <w:p>
-      <w:pPr>
-        <w:rPr>
-          <w:sz w:val="24"/>
-          <w:szCs w:val="24"/>
-        </w:rPr>
-      </w:pPr>
-      <w:r>
-        <w:rPr>
-          <w:sz w:val="24"/>
-          <w:szCs w:val="24"/>
-        </w:rPr>
-        <w:t xml:space="preserve">  </w:t>
-      </w:r>
-      <w:r>
-        <w:rPr>
-          <w:sz w:val="24"/>
-          <w:szCs w:val="24"/>
-        </w:rPr>
-        <w:t>◦Created Book and Student entities with Room annotations.</w:t>
-      </w:r>
-    </w:p>
-    <w:p>
-      <w:pPr>
-        <w:rPr>
-          <w:sz w:val="24"/>
-          <w:szCs w:val="24"/>
-        </w:rPr>
-      </w:pPr>
-      <w:r>
-        <w:rPr>
-          <w:sz w:val="24"/>
-          <w:szCs w:val="24"/>
-        </w:rPr>
-        <w:t xml:space="preserve">  </w:t>
-      </w:r>
-      <w:r>
-        <w:rPr>
-          <w:sz w:val="24"/>
-          <w:szCs w:val="24"/>
-        </w:rPr>
-        <w:t xml:space="preserve">◦Developed </w:t>
-      </w:r>
-      <w:proofErr w:type="spellStart"/>
-      <w:r>
-        <w:rPr>
-          <w:sz w:val="24"/>
-          <w:szCs w:val="24"/>
-        </w:rPr>
-        <w:t>DAOs</w:t>
-      </w:r>
-      <w:proofErr w:type="spellEnd"/>
-      <w:r>
-        <w:rPr>
-          <w:sz w:val="24"/>
-          <w:szCs w:val="24"/>
-        </w:rPr>
-        <w:t xml:space="preserve"> (</w:t>
-      </w:r>
-      <w:proofErr w:type="spellStart"/>
-      <w:r>
-        <w:rPr>
-          <w:sz w:val="24"/>
-          <w:szCs w:val="24"/>
-        </w:rPr>
-        <w:t>BookDao</w:t>
-      </w:r>
-      <w:proofErr w:type="spellEnd"/>
-      <w:r>
-        <w:rPr>
-          <w:sz w:val="24"/>
-          <w:szCs w:val="24"/>
-        </w:rPr>
-        <w:t xml:space="preserve">, </w:t>
-      </w:r>
-      <w:proofErr w:type="spellStart"/>
-      <w:r>
-        <w:rPr>
-          <w:sz w:val="24"/>
-          <w:szCs w:val="24"/>
-        </w:rPr>
-        <w:t>StudentDao</w:t>
-      </w:r>
-      <w:proofErr w:type="spellEnd"/>
-      <w:r>
-        <w:rPr>
-          <w:sz w:val="24"/>
-          <w:szCs w:val="24"/>
-        </w:rPr>
-        <w:t>) for asynchronous CRUD operations using Kotlin Coroutines.</w:t>
-      </w:r>
-    </w:p>
-    <w:p>
-      <w:pPr>
-        <w:rPr>
-          <w:sz w:val="24"/>
-          <w:szCs w:val="24"/>
-        </w:rPr>
-      </w:pPr>
-      <w:r>
-        <w:rPr>
-          <w:sz w:val="24"/>
-          <w:szCs w:val="24"/>
-        </w:rPr>
-        <w:t xml:space="preserve">  </w:t>
-      </w:r>
-      <w:r>
-        <w:rPr>
-          <w:sz w:val="24"/>
-          <w:szCs w:val="24"/>
-        </w:rPr>
-        <w:t xml:space="preserve">◦Implemented a singleton </w:t>
-      </w:r>
-      <w:proofErr w:type="spellStart"/>
-      <w:r>
-        <w:rPr>
-          <w:sz w:val="24"/>
-          <w:szCs w:val="24"/>
-        </w:rPr>
-        <w:t>LibraryDatabase</w:t>
-      </w:r>
-      <w:proofErr w:type="spellEnd"/>
-      <w:r>
-        <w:rPr>
-          <w:sz w:val="24"/>
-          <w:szCs w:val="24"/>
-        </w:rPr>
-        <w:t xml:space="preserve"> class with destructive migration support for development stability.</w:t>
-      </w:r>
-    </w:p>
-    <w:p>
-      <w:pPr>
-        <w:rPr>
-          <w:b/>
-          <w:bCs/>
-          <w:sz w:val="24"/>
-          <w:szCs w:val="24"/>
-        </w:rPr>
-      </w:pPr>
-      <w:r>
-        <w:rPr>
-          <w:b/>
-          <w:bCs/>
-          <w:sz w:val="24"/>
-          <w:szCs w:val="24"/>
-        </w:rPr>
-        <w:t>Phase 3: UI/UX Design &amp; Implementation</w:t>
-      </w:r>
-    </w:p>
-    <w:p>
-      <w:pPr>
-        <w:rPr>
-          <w:sz w:val="24"/>
-          <w:szCs w:val="24"/>
-        </w:rPr>
-      </w:pPr>
-      <w:r>
-        <w:t>•</w:t>
-      </w:r>
-      <w:r>
-        <w:rPr>
-          <w:sz w:val="24"/>
-          <w:szCs w:val="24"/>
-        </w:rPr>
-        <w:t>Objective: Build a user-friendly, branded interface.</w:t>
-      </w:r>
-    </w:p>
-    <w:p>
-      <w:pPr>
-        <w:rPr>
-          <w:sz w:val="24"/>
-          <w:szCs w:val="24"/>
-        </w:rPr>
-      </w:pPr>
-      <w:r>
-        <w:rPr>
-          <w:sz w:val="24"/>
-          <w:szCs w:val="24"/>
-        </w:rPr>
-        <w:t>•Tasks:</w:t>
-      </w:r>
-    </w:p>
-    <w:p>
-      <w:pPr>
-        <w:rPr>
-          <w:sz w:val="24"/>
-          <w:szCs w:val="24"/>
-        </w:rPr>
-      </w:pPr>
-      <w:r>
-        <w:rPr>
-          <w:sz w:val="24"/>
-          <w:szCs w:val="24"/>
-        </w:rPr>
-        <w:t xml:space="preserve">  </w:t>
-      </w:r>
-      <w:r>
-        <w:rPr>
-          <w:sz w:val="24"/>
-          <w:szCs w:val="24"/>
-        </w:rPr>
-        <w:t>◦Authentication: Developed a secure Login Screen with a professional "</w:t>
-      </w:r>
-      <w:proofErr w:type="spellStart"/>
-      <w:r>
-        <w:rPr>
-          <w:sz w:val="24"/>
-          <w:szCs w:val="24"/>
-        </w:rPr>
-        <w:t>Intelect</w:t>
-      </w:r>
-      <w:proofErr w:type="spellEnd"/>
-      <w:r>
-        <w:rPr>
-          <w:sz w:val="24"/>
-          <w:szCs w:val="24"/>
-        </w:rPr>
-        <w:t>" branding.</w:t>
-      </w:r>
-    </w:p>
-    <w:p>
-      <w:pPr>
-        <w:rPr>
-          <w:sz w:val="24"/>
-          <w:szCs w:val="24"/>
-        </w:rPr>
-      </w:pPr>
-      <w:r>
-        <w:rPr>
-          <w:sz w:val="24"/>
-          <w:szCs w:val="24"/>
-        </w:rPr>
-        <w:t xml:space="preserve">  </w:t>
-      </w:r>
-      <w:r>
-        <w:rPr>
-          <w:sz w:val="24"/>
-          <w:szCs w:val="24"/>
-        </w:rPr>
-        <w:t xml:space="preserve">◦Navigation: Implemented </w:t>
-      </w:r>
-      <w:proofErr w:type="spellStart"/>
-      <w:r>
-        <w:rPr>
-          <w:sz w:val="24"/>
-          <w:szCs w:val="24"/>
-        </w:rPr>
-        <w:t>NavHost</w:t>
-      </w:r>
-      <w:proofErr w:type="spellEnd"/>
-      <w:r>
-        <w:rPr>
-          <w:sz w:val="24"/>
-          <w:szCs w:val="24"/>
-        </w:rPr>
-        <w:t xml:space="preserve"> to manage transitions between Login and the Main Dashboard.</w:t>
-      </w:r>
-    </w:p>
-    <w:p>
-      <w:pPr>
-        <w:rPr>
-          <w:sz w:val="24"/>
-          <w:szCs w:val="24"/>
-        </w:rPr>
-      </w:pPr>
-      <w:r>
-        <w:rPr>
-          <w:sz w:val="24"/>
-          <w:szCs w:val="24"/>
-        </w:rPr>
-        <w:lastRenderedPageBreak/>
-        <w:t xml:space="preserve">  </w:t>
-      </w:r>
-      <w:r>
-        <w:rPr>
-          <w:sz w:val="24"/>
-          <w:szCs w:val="24"/>
-        </w:rPr>
-        <w:t xml:space="preserve">◦Main Dashboard: Created a tabbed layout using </w:t>
-      </w:r>
-      <w:proofErr w:type="spellStart"/>
-      <w:r>
-        <w:rPr>
-          <w:sz w:val="24"/>
-          <w:szCs w:val="24"/>
-        </w:rPr>
-        <w:t>TabRow</w:t>
-      </w:r>
-      <w:proofErr w:type="spellEnd"/>
-      <w:r>
-        <w:rPr>
-          <w:sz w:val="24"/>
-          <w:szCs w:val="24"/>
-        </w:rPr>
-        <w:t xml:space="preserve"> to toggle between "Manage Books" and "Manage Students."</w:t>
-      </w:r>
-    </w:p>
-    <w:p>
-      <w:pPr>
-        <w:rPr>
-          <w:sz w:val="24"/>
-          <w:szCs w:val="24"/>
-        </w:rPr>
-      </w:pPr>
-      <w:r>
-        <w:rPr>
-          <w:sz w:val="24"/>
-          <w:szCs w:val="24"/>
-        </w:rPr>
-        <w:t xml:space="preserve">  </w:t>
-      </w:r>
-      <w:r>
-        <w:rPr>
-          <w:sz w:val="24"/>
-          <w:szCs w:val="24"/>
-        </w:rPr>
-        <w:t xml:space="preserve">◦Dynamic Lists: Used </w:t>
-      </w:r>
-      <w:proofErr w:type="spellStart"/>
-      <w:r>
-        <w:rPr>
-          <w:sz w:val="24"/>
-          <w:szCs w:val="24"/>
-        </w:rPr>
-        <w:t>LazyColumn</w:t>
-      </w:r>
-      <w:proofErr w:type="spellEnd"/>
-      <w:r>
-        <w:rPr>
-          <w:sz w:val="24"/>
-          <w:szCs w:val="24"/>
-        </w:rPr>
-        <w:t xml:space="preserve"> and Card components to display </w:t>
-      </w:r>
-      <w:proofErr w:type="spellStart"/>
-      <w:r>
-        <w:rPr>
-          <w:sz w:val="24"/>
-          <w:szCs w:val="24"/>
-        </w:rPr>
-        <w:t>catalog</w:t>
-      </w:r>
-      <w:proofErr w:type="spellEnd"/>
-      <w:r>
-        <w:rPr>
-          <w:sz w:val="24"/>
-          <w:szCs w:val="24"/>
-        </w:rPr>
-        <w:t xml:space="preserve"> and student records with real-time updates.</w:t>
-      </w:r>
-    </w:p>
-    <w:p>
-      <w:pPr>
-        <w:rPr>
-          <w:b/>
-          <w:bCs/>
-          <w:sz w:val="24"/>
-          <w:szCs w:val="24"/>
-        </w:rPr>
-      </w:pPr>
-      <w:r>
-        <w:rPr>
-          <w:b/>
-          <w:bCs/>
-          <w:sz w:val="24"/>
-          <w:szCs w:val="24"/>
-        </w:rPr>
-        <w:t>Phase 4: Data Seeding &amp; Finalization</w:t>
-      </w:r>
-    </w:p>
-    <w:p>
-      <w:pPr>
-        <w:rPr>
-          <w:sz w:val="24"/>
-          <w:szCs w:val="24"/>
-        </w:rPr>
-      </w:pPr>
-      <w:r>
-        <w:rPr>
-          <w:sz w:val="24"/>
-          <w:szCs w:val="24"/>
-        </w:rPr>
-        <w:t>•Objective: Pre-populate the app with academic resources for demonstration.</w:t>
-      </w:r>
-    </w:p>
-    <w:p>
-      <w:pPr>
-        <w:rPr>
-          <w:sz w:val="24"/>
-          <w:szCs w:val="24"/>
-        </w:rPr>
-      </w:pPr>
-      <w:r>
-        <w:rPr>
-          <w:sz w:val="24"/>
-          <w:szCs w:val="24"/>
-        </w:rPr>
-        <w:t>•Tasks:</w:t>
-      </w:r>
-    </w:p>
-    <w:p>
-      <w:pPr>
-        <w:rPr>
-          <w:sz w:val="24"/>
-          <w:szCs w:val="24"/>
-        </w:rPr>
-      </w:pPr>
-      <w:r>
-        <w:rPr>
-          <w:sz w:val="24"/>
-          <w:szCs w:val="24"/>
-        </w:rPr>
-        <w:t xml:space="preserve">  </w:t>
-      </w:r>
-      <w:r>
-        <w:rPr>
-          <w:sz w:val="24"/>
-          <w:szCs w:val="24"/>
-        </w:rPr>
-        <w:t xml:space="preserve">◦Integrated a </w:t>
-      </w:r>
-      <w:proofErr w:type="spellStart"/>
-      <w:r>
-        <w:rPr>
-          <w:sz w:val="24"/>
-          <w:szCs w:val="24"/>
-        </w:rPr>
-        <w:t>LaunchedEffect</w:t>
-      </w:r>
-      <w:proofErr w:type="spellEnd"/>
-      <w:r>
-        <w:rPr>
-          <w:sz w:val="24"/>
-          <w:szCs w:val="24"/>
-        </w:rPr>
-        <w:t xml:space="preserve"> hook to seed the database with 50+ essential academic books across various schools (Business, Computer Science, Engineering, etc.) upon the first launch.</w:t>
-      </w:r>
-    </w:p>
-    <w:p>
-      <w:pPr>
-        <w:rPr>
-          <w:sz w:val="24"/>
-          <w:szCs w:val="24"/>
-        </w:rPr>
-      </w:pPr>
-      <w:r>
-        <w:rPr>
-          <w:sz w:val="24"/>
-          <w:szCs w:val="24"/>
-        </w:rPr>
-        <w:t xml:space="preserve">  </w:t>
-      </w:r>
-      <w:r>
-        <w:rPr>
-          <w:sz w:val="24"/>
-          <w:szCs w:val="24"/>
-        </w:rPr>
-        <w:t>◦Cleaned up obsolete code and optimized imports to remove IDE warnings.</w:t>
-      </w:r>
-    </w:p>
-    <w:p>
-      <w:pPr>
-        <w:rPr>
-          <w:sz w:val="24"/>
-          <w:szCs w:val="24"/>
-        </w:rPr>
-      </w:pPr>
-      <w:r>
-        <w:rPr>
-          <w:sz w:val="24"/>
-          <w:szCs w:val="24"/>
-        </w:rPr>
-        <w:t xml:space="preserve">   </w:t>
-      </w:r>
-      <w:r>
-        <w:rPr>
-          <w:sz w:val="24"/>
-          <w:szCs w:val="24"/>
-        </w:rPr>
-        <w:t>◦Branded the app icon with a book vector to match the "</w:t>
-      </w:r>
-      <w:proofErr w:type="spellStart"/>
-      <w:r>
-        <w:rPr>
-          <w:sz w:val="24"/>
-          <w:szCs w:val="24"/>
-        </w:rPr>
-        <w:t>Intelect</w:t>
-      </w:r>
-      <w:proofErr w:type="spellEnd"/>
-      <w:r>
-        <w:rPr>
-          <w:sz w:val="24"/>
-          <w:szCs w:val="24"/>
-        </w:rPr>
-        <w:t>" identity.</w:t>
-      </w:r>
-    </w:p>
-    <w:p>
-      <w:pPr>
+          <w:sz w:val="24"/>
+          <w:szCs w:val="24"/>
+        </w:rPr>
+        <w:t xml:space="preserve"> – Native Android School Library Inventory &amp; Registration Management System</w:t>
+      </w:r>
+    </w:p>
+    <w:p>
+      <w:pPr>
+        <w:spacing w:line="480" w:lineRule="auto"/>
         <w:rPr>
           <w:b/>
           <w:bCs/>
@@ -875,89 +179,159 @@
           <w:szCs w:val="28"/>
         </w:rPr>
       </w:pPr>
-      <w:r>
+    </w:p>
+    <w:p>
+      <w:pPr>
+        <w:spacing w:line="480" w:lineRule="auto"/>
         <w:rPr>
           <w:b/>
           <w:bCs/>
           <w:sz w:val="28"/>
           <w:szCs w:val="28"/>
         </w:rPr>
-        <w:t>3. Technical Stack</w:t>
-      </w:r>
-    </w:p>
-    <w:p>
-      <w:pPr>
-        <w:rPr>
-          <w:sz w:val="24"/>
-          <w:szCs w:val="24"/>
-        </w:rPr>
-      </w:pPr>
-      <w:r>
-        <w:rPr>
-          <w:sz w:val="24"/>
-          <w:szCs w:val="24"/>
-        </w:rPr>
-        <w:t>•Language: Kotlin 2.x</w:t>
-      </w:r>
-    </w:p>
-    <w:p>
-      <w:pPr>
-        <w:rPr>
-          <w:sz w:val="24"/>
-          <w:szCs w:val="24"/>
-        </w:rPr>
-      </w:pPr>
-      <w:r>
-        <w:rPr>
-          <w:sz w:val="24"/>
-          <w:szCs w:val="24"/>
-        </w:rPr>
-        <w:t>•UI Framework: Jetpack Compose (Material 3)</w:t>
-      </w:r>
-    </w:p>
-    <w:p>
-      <w:pPr>
-        <w:rPr>
-          <w:sz w:val="24"/>
-          <w:szCs w:val="24"/>
-        </w:rPr>
-      </w:pPr>
-      <w:r>
-        <w:rPr>
-          <w:sz w:val="24"/>
-          <w:szCs w:val="24"/>
-        </w:rPr>
-        <w:t>•Database: Room Persistence Library</w:t>
-      </w:r>
-    </w:p>
-    <w:p>
-      <w:pPr>
-        <w:rPr>
-          <w:sz w:val="24"/>
-          <w:szCs w:val="24"/>
-        </w:rPr>
-      </w:pPr>
-      <w:r>
-        <w:rPr>
-          <w:sz w:val="24"/>
-          <w:szCs w:val="24"/>
-        </w:rPr>
-        <w:t>•Asynchrony: Kotlin Coroutines &amp; Flow</w:t>
-      </w:r>
-    </w:p>
-    <w:p>
-      <w:pPr>
-        <w:rPr>
-          <w:sz w:val="24"/>
-          <w:szCs w:val="24"/>
-        </w:rPr>
-      </w:pPr>
-      <w:r>
-        <w:rPr>
-          <w:sz w:val="24"/>
-          <w:szCs w:val="24"/>
-        </w:rPr>
-        <w:t>•Navigation: Jetpack Navigation</w:t>
+      </w:pPr>
+    </w:p>
+    <w:p>
+      <w:pPr>
+        <w:spacing w:line="480" w:lineRule="auto"/>
+        <w:rPr>
+          <w:b/>
+          <w:bCs/>
+          <w:sz w:val="28"/>
+          <w:szCs w:val="28"/>
+        </w:rPr>
+      </w:pPr>
+    </w:p>
+    <w:p>
+      <w:pPr>
+        <w:spacing w:line="480" w:lineRule="auto"/>
+        <w:rPr>
+          <w:b/>
+          <w:bCs/>
+          <w:sz w:val="28"/>
+          <w:szCs w:val="28"/>
+        </w:rPr>
+      </w:pPr>
+    </w:p>
+    <w:p>
+      <w:pPr>
+        <w:spacing w:line="480" w:lineRule="auto"/>
+        <w:rPr>
+          <w:b/>
+          <w:bCs/>
+          <w:sz w:val="28"/>
+          <w:szCs w:val="28"/>
+        </w:rPr>
+      </w:pPr>
+    </w:p>
+    <w:p>
+      <w:pPr>
+        <w:spacing w:line="480" w:lineRule="auto"/>
+        <w:rPr>
+          <w:b/>
+          <w:bCs/>
+          <w:sz w:val="28"/>
+          <w:szCs w:val="28"/>
+        </w:rPr>
+      </w:pPr>
+    </w:p>
+    <w:p>
+      <w:pPr>
+        <w:spacing w:line="480" w:lineRule="auto"/>
+        <w:rPr>
+          <w:b/>
+          <w:bCs/>
+          <w:sz w:val="28"/>
+          <w:szCs w:val="28"/>
+        </w:rPr>
+      </w:pPr>
+    </w:p>
+    <w:p>
+      <w:pPr>
+        <w:spacing w:line="480" w:lineRule="auto"/>
+        <w:rPr>
+          <w:b/>
+          <w:bCs/>
+          <w:sz w:val="28"/>
+          <w:szCs w:val="28"/>
+        </w:rPr>
+      </w:pPr>
+    </w:p>
+    <w:p>
+      <w:pPr>
+        <w:spacing w:line="480" w:lineRule="auto"/>
+        <w:rPr>
+          <w:b/>
+          <w:bCs/>
+          <w:sz w:val="28"/>
+          <w:szCs w:val="28"/>
+        </w:rPr>
+      </w:pPr>
+    </w:p>
+    <w:p>
+      <w:pPr>
+        <w:spacing w:line="480" w:lineRule="auto"/>
+        <w:rPr>
+          <w:b/>
+          <w:bCs/>
+          <w:sz w:val="28"/>
+          <w:szCs w:val="28"/>
+        </w:rPr>
+      </w:pPr>
+    </w:p>
+    <w:p>
+      <w:pPr>
+        <w:spacing w:line="480" w:lineRule="auto"/>
+        <w:rPr>
+          <w:sz w:val="24"/>
+          <w:szCs w:val="24"/>
+          <w:u w:val="single"/>
+        </w:rPr>
+      </w:pPr>
+      <w:r>
+        <w:rPr>
+          <w:b/>
+          <w:bCs/>
+          <w:sz w:val="28"/>
+          <w:szCs w:val="28"/>
+        </w:rPr>
+        <w:lastRenderedPageBreak/>
+        <w:t xml:space="preserve">WEEK 1: </w:t>
+      </w:r>
+      <w:r>
+        <w:rPr>
+          <w:b/>
+          <w:bCs/>
+          <w:sz w:val="28"/>
+          <w:szCs w:val="28"/>
+          <w:u w:val="single"/>
+        </w:rPr>
+        <w:t>INITIALIZATION, LIFECYCLE PLANNING, AND ENVIRONMENT CONFIGURATION</w:t>
+      </w:r>
+    </w:p>
+    <w:p>
+      <w:pPr>
+        <w:spacing w:line="480" w:lineRule="auto"/>
+        <w:rPr>
+          <w:sz w:val="24"/>
+          <w:szCs w:val="24"/>
+        </w:rPr>
+      </w:pPr>
+      <w:r>
+        <w:rPr>
+          <w:b/>
+          <w:bCs/>
+          <w:sz w:val="24"/>
+          <w:szCs w:val="24"/>
+        </w:rPr>
+        <w:t>Objectives</w:t>
+      </w:r>
+      <w:r>
+        <w:rPr>
+          <w:sz w:val="24"/>
+          <w:szCs w:val="24"/>
+        </w:rPr>
+        <w:t>:</w:t>
       </w:r>
       <w:r>
         <w:rPr>
@@ -971,59 +345,2029 @@
           <w:sz w:val="24"/>
           <w:szCs w:val="24"/>
         </w:rPr>
-        <w:t>Phase 4: Data Seeding &amp; Finalization</w:t>
-      </w:r>
-    </w:p>
-    <w:p>
-      <w:pPr>
-        <w:rPr>
-          <w:sz w:val="24"/>
-          <w:szCs w:val="24"/>
-        </w:rPr>
-      </w:pPr>
-      <w:r>
-        <w:rPr>
-          <w:sz w:val="24"/>
-          <w:szCs w:val="24"/>
-        </w:rPr>
-        <w:t>•Objective: Pre-populate the app with academic resources for demonstration.</w:t>
-      </w:r>
-    </w:p>
-    <w:p>
-      <w:pPr>
-        <w:rPr>
-          <w:sz w:val="24"/>
-          <w:szCs w:val="24"/>
-        </w:rPr>
-      </w:pPr>
-      <w:r>
-        <w:rPr>
-          <w:sz w:val="24"/>
-          <w:szCs w:val="24"/>
-        </w:rPr>
-        <w:t>•Tasks:</w:t>
-      </w:r>
-    </w:p>
-    <w:p>
-      <w:pPr>
-        <w:rPr>
-          <w:sz w:val="24"/>
-          <w:szCs w:val="24"/>
-        </w:rPr>
-      </w:pPr>
-      <w:r>
-        <w:t xml:space="preserve">  </w:t>
-      </w:r>
-      <w:r>
-        <w:rPr>
-          <w:sz w:val="24"/>
-          <w:szCs w:val="24"/>
-        </w:rPr>
-        <w:t xml:space="preserve">◦Integrated a </w:t>
-      </w:r>
-      <w:proofErr w:type="spellStart"/>
-      <w:r>
-        <w:rPr>
+        <w:t>Formulate project boundaries, design initial system requirements for school librarians, and establish a clean native Android architectural baseline.</w:t>
+      </w:r>
+    </w:p>
+    <w:p>
+      <w:pPr>
+        <w:spacing w:line="480" w:lineRule="auto"/>
+        <w:jc w:val="center"/>
+        <w:rPr>
+          <w:sz w:val="24"/>
+          <w:szCs w:val="24"/>
+        </w:rPr>
+      </w:pPr>
+      <w:r>
+        <w:rPr>
+          <w:b/>
+          <w:bCs/>
+          <w:sz w:val="24"/>
+          <w:szCs w:val="24"/>
+          <w:u w:val="single"/>
+        </w:rPr>
+        <w:t>Daily Engineering Activities &amp; Progress Log</w:t>
+      </w:r>
+    </w:p>
+    <w:p>
+      <w:pPr>
+        <w:spacing w:line="480" w:lineRule="auto"/>
+        <w:rPr>
+          <w:sz w:val="24"/>
+          <w:szCs w:val="24"/>
+        </w:rPr>
+      </w:pPr>
+      <w:r>
+        <w:rPr>
+          <w:b/>
+          <w:bCs/>
+          <w:sz w:val="24"/>
+          <w:szCs w:val="24"/>
+        </w:rPr>
+        <w:t>Monday:</w:t>
+      </w:r>
+      <w:r>
+        <w:rPr>
+          <w:sz w:val="24"/>
+          <w:szCs w:val="24"/>
+        </w:rPr>
+        <w:t xml:space="preserve"> </w:t>
+      </w:r>
+      <w:r>
+        <w:rPr>
+          <w:sz w:val="24"/>
+          <w:szCs w:val="24"/>
+        </w:rPr>
+        <w:t xml:space="preserve">Conducted a comprehensive requirements analysis focused on standard workflows of secondary or tertiary school librarians. Identified core operational bottlenecks: manual book tracking, slow verification of student eligibility, and inventory mismatch. Formulated the architectural blueprint for </w:t>
+      </w:r>
+      <w:r>
+        <w:rPr>
+          <w:sz w:val="24"/>
+          <w:szCs w:val="24"/>
+        </w:rPr>
+        <w:t>“</w:t>
+      </w:r>
+      <w:proofErr w:type="spellStart"/>
+      <w:r>
+        <w:rPr>
+          <w:sz w:val="24"/>
+          <w:szCs w:val="24"/>
+        </w:rPr>
+        <w:t>Intelect</w:t>
+      </w:r>
+      <w:proofErr w:type="spellEnd"/>
+      <w:r>
+        <w:rPr>
+          <w:sz w:val="24"/>
+          <w:szCs w:val="24"/>
+        </w:rPr>
+        <w:t>”</w:t>
+      </w:r>
+      <w:r>
+        <w:rPr>
+          <w:sz w:val="24"/>
+          <w:szCs w:val="24"/>
+        </w:rPr>
+        <w:t>. Decided on a fully local, offline-first structural design to handle deployment in environments with unstable internet access.</w:t>
+      </w:r>
+    </w:p>
+    <w:p>
+      <w:pPr>
+        <w:spacing w:line="480" w:lineRule="auto"/>
+        <w:rPr>
+          <w:sz w:val="24"/>
+          <w:szCs w:val="24"/>
+        </w:rPr>
+      </w:pPr>
+      <w:r>
+        <w:rPr>
+          <w:b/>
+          <w:bCs/>
+          <w:sz w:val="24"/>
+          <w:szCs w:val="24"/>
+        </w:rPr>
+        <w:t>Tuesday</w:t>
+      </w:r>
+      <w:r>
+        <w:rPr>
+          <w:sz w:val="24"/>
+          <w:szCs w:val="24"/>
+        </w:rPr>
+        <w:t xml:space="preserve">: Initiated the Android Studio project wizard. Configured the root project layer as an </w:t>
+      </w:r>
+      <w:r>
+        <w:rPr>
+          <w:sz w:val="24"/>
+          <w:szCs w:val="24"/>
+        </w:rPr>
+        <w:t>(</w:t>
+      </w:r>
+      <w:r>
+        <w:rPr>
+          <w:sz w:val="24"/>
+          <w:szCs w:val="24"/>
+        </w:rPr>
+        <w:t>Empty Activity</w:t>
+      </w:r>
+      <w:r>
+        <w:rPr>
+          <w:sz w:val="24"/>
+          <w:szCs w:val="24"/>
+        </w:rPr>
+        <w:t>)</w:t>
+      </w:r>
+      <w:r>
+        <w:rPr>
+          <w:sz w:val="24"/>
+          <w:szCs w:val="24"/>
+        </w:rPr>
+        <w:t xml:space="preserve"> template leveraging </w:t>
+      </w:r>
+      <w:r>
+        <w:rPr>
+          <w:b/>
+          <w:bCs/>
+          <w:sz w:val="24"/>
+          <w:szCs w:val="24"/>
+        </w:rPr>
+        <w:t>Jetpack Compose</w:t>
+      </w:r>
+      <w:r>
+        <w:rPr>
+          <w:sz w:val="24"/>
+          <w:szCs w:val="24"/>
+        </w:rPr>
+        <w:t xml:space="preserve"> as the declarative UI framework. Target environment set to a minimum SDK of API 24 (Android 7.0) to achieve an optimal balance between modern platform APIs and maximum device compatibility (</w:t>
+      </w:r>
+      <w:r>
+        <w:rPr>
+          <w:sz w:val="24"/>
+          <w:szCs w:val="24"/>
+        </w:rPr>
+        <w:t>-</w:t>
+      </w:r>
+      <w:r>
+        <w:rPr>
+          <w:sz w:val="24"/>
+          <w:szCs w:val="24"/>
+        </w:rPr>
+        <w:t xml:space="preserve">99.2% of active Android devices globally). Set up the compilation configuration using </w:t>
+      </w:r>
+      <w:r>
+        <w:rPr>
+          <w:b/>
+          <w:bCs/>
+          <w:sz w:val="24"/>
+          <w:szCs w:val="24"/>
+        </w:rPr>
+        <w:t>Kotlin DSL</w:t>
+      </w:r>
+      <w:r>
+        <w:rPr>
+          <w:sz w:val="24"/>
+          <w:szCs w:val="24"/>
+        </w:rPr>
+        <w:t xml:space="preserve"> (</w:t>
+      </w:r>
+      <w:proofErr w:type="spellStart"/>
+      <w:r>
+        <w:rPr>
+          <w:sz w:val="24"/>
+          <w:szCs w:val="24"/>
+        </w:rPr>
+        <w:t>build.gradle.kts</w:t>
+      </w:r>
+      <w:proofErr w:type="spellEnd"/>
+      <w:r>
+        <w:rPr>
+          <w:sz w:val="24"/>
+          <w:szCs w:val="24"/>
+        </w:rPr>
+        <w:t>).</w:t>
+      </w:r>
+    </w:p>
+    <w:p>
+      <w:pPr>
+        <w:spacing w:line="480" w:lineRule="auto"/>
+        <w:rPr>
+          <w:sz w:val="24"/>
+          <w:szCs w:val="24"/>
+        </w:rPr>
+      </w:pPr>
+      <w:r>
+        <w:rPr>
+          <w:b/>
+          <w:bCs/>
+          <w:sz w:val="24"/>
+          <w:szCs w:val="24"/>
+        </w:rPr>
+        <w:t>Wednesday</w:t>
+      </w:r>
+      <w:r>
+        <w:rPr>
+          <w:sz w:val="24"/>
+          <w:szCs w:val="24"/>
+        </w:rPr>
+        <w:t>: Formulated the logical schemas for two primary domain entities: Book and Student. Documented specific attributes required for scholarly tracking. For Book: Title, Author, ISBN, and Category/School. For Student: Full Name, Registration Number, and Course/Program.</w:t>
+      </w:r>
+    </w:p>
+    <w:p>
+      <w:pPr>
+        <w:spacing w:line="480" w:lineRule="auto"/>
+        <w:rPr>
+          <w:sz w:val="24"/>
+          <w:szCs w:val="24"/>
+        </w:rPr>
+      </w:pPr>
+      <w:r>
+        <w:rPr>
+          <w:b/>
+          <w:bCs/>
+          <w:sz w:val="24"/>
+          <w:szCs w:val="24"/>
+        </w:rPr>
+        <w:t>Thursday</w:t>
+      </w:r>
+      <w:r>
+        <w:rPr>
+          <w:sz w:val="24"/>
+          <w:szCs w:val="24"/>
+        </w:rPr>
+        <w:t>: Configured the base theme engine (</w:t>
+      </w:r>
+      <w:proofErr w:type="spellStart"/>
+      <w:r>
+        <w:rPr>
+          <w:sz w:val="24"/>
+          <w:szCs w:val="24"/>
+        </w:rPr>
+        <w:t>Theme.kt</w:t>
+      </w:r>
+      <w:proofErr w:type="spellEnd"/>
+      <w:r>
+        <w:rPr>
+          <w:sz w:val="24"/>
+          <w:szCs w:val="24"/>
+        </w:rPr>
+        <w:t xml:space="preserve">, </w:t>
+      </w:r>
+      <w:proofErr w:type="spellStart"/>
+      <w:r>
+        <w:rPr>
+          <w:sz w:val="24"/>
+          <w:szCs w:val="24"/>
+        </w:rPr>
+        <w:t>Color.kt</w:t>
+      </w:r>
+      <w:proofErr w:type="spellEnd"/>
+      <w:r>
+        <w:rPr>
+          <w:sz w:val="24"/>
+          <w:szCs w:val="24"/>
+        </w:rPr>
+        <w:t xml:space="preserve">, </w:t>
+      </w:r>
+      <w:proofErr w:type="spellStart"/>
+      <w:r>
+        <w:rPr>
+          <w:sz w:val="24"/>
+          <w:szCs w:val="24"/>
+        </w:rPr>
+        <w:t>Type.kt</w:t>
+      </w:r>
+      <w:proofErr w:type="spellEnd"/>
+      <w:r>
+        <w:rPr>
+          <w:sz w:val="24"/>
+          <w:szCs w:val="24"/>
+        </w:rPr>
+        <w:t>). Set up colo</w:t>
+      </w:r>
+      <w:r>
+        <w:rPr>
+          <w:sz w:val="24"/>
+          <w:szCs w:val="24"/>
+        </w:rPr>
+        <w:t>u</w:t>
+      </w:r>
+      <w:r>
+        <w:rPr>
+          <w:sz w:val="24"/>
+          <w:szCs w:val="24"/>
+        </w:rPr>
+        <w:t>r palettes using Google Material 3 standards, defining deep structural navy and slate hues to align with the professional corporate identity envisioned for the "</w:t>
+      </w:r>
+      <w:proofErr w:type="spellStart"/>
+      <w:r>
+        <w:rPr>
+          <w:sz w:val="24"/>
+          <w:szCs w:val="24"/>
+        </w:rPr>
+        <w:t>Intelect</w:t>
+      </w:r>
+      <w:proofErr w:type="spellEnd"/>
+      <w:r>
+        <w:rPr>
+          <w:sz w:val="24"/>
+          <w:szCs w:val="24"/>
+        </w:rPr>
+        <w:t>" ecosystem.</w:t>
+      </w:r>
+    </w:p>
+    <w:p>
+      <w:pPr>
+        <w:spacing w:line="480" w:lineRule="auto"/>
+        <w:rPr>
+          <w:sz w:val="24"/>
+          <w:szCs w:val="24"/>
+        </w:rPr>
+      </w:pPr>
+      <w:r>
+        <w:rPr>
+          <w:b/>
+          <w:bCs/>
+          <w:sz w:val="24"/>
+          <w:szCs w:val="24"/>
+        </w:rPr>
+        <w:t>Friday</w:t>
+      </w:r>
+      <w:r>
+        <w:rPr>
+          <w:sz w:val="24"/>
+          <w:szCs w:val="24"/>
+        </w:rPr>
+        <w:t>:</w:t>
+      </w:r>
+      <w:r>
+        <w:rPr>
+          <w:sz w:val="24"/>
+          <w:szCs w:val="24"/>
+        </w:rPr>
+        <w:t xml:space="preserve"> </w:t>
+      </w:r>
+      <w:r>
+        <w:rPr>
+          <w:sz w:val="24"/>
+          <w:szCs w:val="24"/>
+        </w:rPr>
+        <w:t>Verified project baseline builds on a physical test device and emulator instances. Documented and patched early Gradle build plugin version mismatch warnings. Initialized a local Git version control directory to capture file status tracking from the start.</w:t>
+      </w:r>
+    </w:p>
+    <w:p>
+      <w:pPr>
+        <w:spacing w:line="480" w:lineRule="auto"/>
+        <w:rPr>
+          <w:b/>
+          <w:bCs/>
+          <w:sz w:val="28"/>
+          <w:szCs w:val="28"/>
+        </w:rPr>
+      </w:pPr>
+      <w:r>
+        <w:rPr>
+          <w:b/>
+          <w:bCs/>
+          <w:sz w:val="28"/>
+          <w:szCs w:val="28"/>
+        </w:rPr>
+        <w:t xml:space="preserve">WEEK 2: </w:t>
+      </w:r>
+      <w:r>
+        <w:rPr>
+          <w:b/>
+          <w:bCs/>
+          <w:sz w:val="28"/>
+          <w:szCs w:val="28"/>
+          <w:u w:val="single"/>
+        </w:rPr>
+        <w:t>PERSISTENCE LAYER INFRASTRUCTURE &amp; ORM MODELING</w:t>
+      </w:r>
+    </w:p>
+    <w:p>
+      <w:pPr>
+        <w:spacing w:line="480" w:lineRule="auto"/>
+        <w:rPr>
+          <w:sz w:val="24"/>
+          <w:szCs w:val="24"/>
+        </w:rPr>
+      </w:pPr>
+      <w:r>
+        <w:rPr>
+          <w:b/>
+          <w:bCs/>
+          <w:sz w:val="24"/>
+          <w:szCs w:val="24"/>
+        </w:rPr>
+        <w:t>Objectives</w:t>
+      </w:r>
+      <w:r>
+        <w:rPr>
+          <w:sz w:val="24"/>
+          <w:szCs w:val="24"/>
+        </w:rPr>
+        <w:t>:</w:t>
+      </w:r>
+      <w:r>
+        <w:rPr>
+          <w:sz w:val="24"/>
+          <w:szCs w:val="24"/>
+        </w:rPr>
+        <w:t xml:space="preserve"> </w:t>
+      </w:r>
+      <w:r>
+        <w:rPr>
+          <w:sz w:val="24"/>
+          <w:szCs w:val="24"/>
+        </w:rPr>
+        <w:t>Implement an Object-Relational Mapping (ORM) framework to handle local storage utilizing Android’s Room Persistence Library.</w:t>
+      </w:r>
+    </w:p>
+    <w:p>
+      <w:pPr>
+        <w:spacing w:line="480" w:lineRule="auto"/>
+        <w:jc w:val="center"/>
+        <w:rPr>
+          <w:b/>
+          <w:bCs/>
+          <w:sz w:val="24"/>
+          <w:szCs w:val="24"/>
+          <w:u w:val="single"/>
+        </w:rPr>
+      </w:pPr>
+      <w:r>
+        <w:rPr>
+          <w:b/>
+          <w:bCs/>
+          <w:sz w:val="24"/>
+          <w:szCs w:val="24"/>
+          <w:u w:val="single"/>
+        </w:rPr>
+        <w:t>Daily Engineering Activities &amp; Progress Log</w:t>
+      </w:r>
+    </w:p>
+    <w:p>
+      <w:pPr>
+        <w:spacing w:line="480" w:lineRule="auto"/>
+        <w:rPr>
+          <w:sz w:val="24"/>
+          <w:szCs w:val="24"/>
+        </w:rPr>
+      </w:pPr>
+      <w:r>
+        <w:rPr>
+          <w:sz w:val="24"/>
+          <w:szCs w:val="24"/>
+        </w:rPr>
+        <w:t xml:space="preserve"> </w:t>
+      </w:r>
+      <w:r>
+        <w:rPr>
+          <w:b/>
+          <w:bCs/>
+          <w:sz w:val="24"/>
+          <w:szCs w:val="24"/>
+        </w:rPr>
+        <w:t>Monday</w:t>
+      </w:r>
+      <w:r>
+        <w:rPr>
+          <w:sz w:val="24"/>
+          <w:szCs w:val="24"/>
+        </w:rPr>
+        <w:t>: Began mapping relational tables into programmatic objects. Created the data class models using Room structural annotations. Annotated the Student class with @</w:t>
+      </w:r>
+      <w:proofErr w:type="gramStart"/>
+      <w:r>
+        <w:rPr>
+          <w:sz w:val="24"/>
+          <w:szCs w:val="24"/>
+        </w:rPr>
+        <w:t>Entity(</w:t>
+      </w:r>
+      <w:proofErr w:type="gramEnd"/>
+      <w:r>
+        <w:rPr>
+          <w:sz w:val="24"/>
+          <w:szCs w:val="24"/>
+        </w:rPr>
+        <w:t xml:space="preserve">tableName = "students") and mapped fields including an auto-incrementing id acting as the Primary Key, </w:t>
+      </w:r>
+      <w:proofErr w:type="spellStart"/>
+      <w:r>
+        <w:rPr>
+          <w:sz w:val="24"/>
+          <w:szCs w:val="24"/>
+        </w:rPr>
+        <w:t>fullName</w:t>
+      </w:r>
+      <w:proofErr w:type="spellEnd"/>
+      <w:r>
+        <w:rPr>
+          <w:sz w:val="24"/>
+          <w:szCs w:val="24"/>
+        </w:rPr>
+        <w:t xml:space="preserve">, </w:t>
+      </w:r>
+      <w:proofErr w:type="spellStart"/>
+      <w:r>
+        <w:rPr>
+          <w:sz w:val="24"/>
+          <w:szCs w:val="24"/>
+        </w:rPr>
+        <w:t>regNumber</w:t>
+      </w:r>
+      <w:proofErr w:type="spellEnd"/>
+      <w:r>
+        <w:rPr>
+          <w:sz w:val="24"/>
+          <w:szCs w:val="24"/>
+        </w:rPr>
+        <w:t>, and course.</w:t>
+      </w:r>
+    </w:p>
+    <w:p>
+      <w:pPr>
+        <w:spacing w:line="480" w:lineRule="auto"/>
+        <w:rPr>
+          <w:sz w:val="24"/>
+          <w:szCs w:val="24"/>
+        </w:rPr>
+      </w:pPr>
+      <w:r>
+        <w:rPr>
+          <w:sz w:val="24"/>
+          <w:szCs w:val="24"/>
+        </w:rPr>
+        <w:t xml:space="preserve"> </w:t>
+      </w:r>
+      <w:r>
+        <w:rPr>
+          <w:b/>
+          <w:bCs/>
+          <w:sz w:val="24"/>
+          <w:szCs w:val="24"/>
+        </w:rPr>
+        <w:t>Tuesday</w:t>
+      </w:r>
+      <w:r>
+        <w:rPr>
+          <w:sz w:val="24"/>
+          <w:szCs w:val="24"/>
+        </w:rPr>
+        <w:t xml:space="preserve">: Extended structural </w:t>
+      </w:r>
+      <w:proofErr w:type="spellStart"/>
+      <w:r>
+        <w:rPr>
+          <w:sz w:val="24"/>
+          <w:szCs w:val="24"/>
+        </w:rPr>
+        <w:t>mode</w:t>
+      </w:r>
+      <w:r>
+        <w:rPr>
+          <w:sz w:val="24"/>
+          <w:szCs w:val="24"/>
+        </w:rPr>
+        <w:t>l</w:t>
+      </w:r>
+      <w:r>
+        <w:rPr>
+          <w:sz w:val="24"/>
+          <w:szCs w:val="24"/>
+        </w:rPr>
+        <w:t>ing</w:t>
+      </w:r>
+      <w:proofErr w:type="spellEnd"/>
+      <w:r>
+        <w:rPr>
+          <w:sz w:val="24"/>
+          <w:szCs w:val="24"/>
+        </w:rPr>
+        <w:t xml:space="preserve"> to the inventory dataset. Created the Book data class entity with structural columns tracking text attributes (ISBN, title, author, category) and declared a dedicated secondary table index to guarantee optimized search lookups during routine scanner inputs.</w:t>
+      </w:r>
+    </w:p>
+    <w:p>
+      <w:pPr>
+        <w:spacing w:line="480" w:lineRule="auto"/>
+        <w:rPr>
+          <w:sz w:val="24"/>
+          <w:szCs w:val="24"/>
+        </w:rPr>
+      </w:pPr>
+      <w:r>
+        <w:rPr>
+          <w:sz w:val="24"/>
+          <w:szCs w:val="24"/>
+        </w:rPr>
+        <w:t xml:space="preserve"> </w:t>
+      </w:r>
+      <w:r>
+        <w:rPr>
+          <w:b/>
+          <w:bCs/>
+          <w:sz w:val="24"/>
+          <w:szCs w:val="24"/>
+        </w:rPr>
+        <w:t>Wednesday</w:t>
+      </w:r>
+      <w:r>
+        <w:rPr>
+          <w:sz w:val="24"/>
+          <w:szCs w:val="24"/>
+        </w:rPr>
+        <w:t>:</w:t>
+      </w:r>
+      <w:r>
+        <w:rPr>
+          <w:sz w:val="24"/>
+          <w:szCs w:val="24"/>
+        </w:rPr>
+        <w:t xml:space="preserve"> </w:t>
+      </w:r>
+      <w:r>
+        <w:rPr>
+          <w:sz w:val="24"/>
+          <w:szCs w:val="24"/>
+        </w:rPr>
+        <w:t>Developed Data Access Objects (</w:t>
+      </w:r>
+      <w:proofErr w:type="spellStart"/>
+      <w:r>
+        <w:rPr>
+          <w:sz w:val="24"/>
+          <w:szCs w:val="24"/>
+        </w:rPr>
+        <w:t>DAOs</w:t>
+      </w:r>
+      <w:proofErr w:type="spellEnd"/>
+      <w:r>
+        <w:rPr>
+          <w:sz w:val="24"/>
+          <w:szCs w:val="24"/>
+        </w:rPr>
+        <w:t xml:space="preserve">) to build abstract data operations interfaces. Designed </w:t>
+      </w:r>
+      <w:proofErr w:type="spellStart"/>
+      <w:r>
+        <w:rPr>
+          <w:sz w:val="24"/>
+          <w:szCs w:val="24"/>
+        </w:rPr>
+        <w:t>StudentDao</w:t>
+      </w:r>
+      <w:proofErr w:type="spellEnd"/>
+      <w:r>
+        <w:rPr>
+          <w:sz w:val="24"/>
+          <w:szCs w:val="24"/>
+        </w:rPr>
+        <w:t xml:space="preserve"> and </w:t>
+      </w:r>
+      <w:proofErr w:type="spellStart"/>
+      <w:r>
+        <w:rPr>
+          <w:sz w:val="24"/>
+          <w:szCs w:val="24"/>
+        </w:rPr>
+        <w:t>BookDao</w:t>
+      </w:r>
+      <w:proofErr w:type="spellEnd"/>
+      <w:r>
+        <w:rPr>
+          <w:sz w:val="24"/>
+          <w:szCs w:val="24"/>
+        </w:rPr>
+        <w:t xml:space="preserve"> interfaces. Configured core database interactions by implementing @</w:t>
+      </w:r>
+      <w:proofErr w:type="gramStart"/>
+      <w:r>
+        <w:rPr>
+          <w:sz w:val="24"/>
+          <w:szCs w:val="24"/>
+        </w:rPr>
+        <w:t>Insert(</w:t>
+      </w:r>
+      <w:proofErr w:type="gramEnd"/>
+      <w:r>
+        <w:rPr>
+          <w:sz w:val="24"/>
+          <w:szCs w:val="24"/>
+        </w:rPr>
+        <w:t xml:space="preserve">onConflict = </w:t>
+      </w:r>
+      <w:proofErr w:type="spellStart"/>
+      <w:r>
+        <w:rPr>
+          <w:sz w:val="24"/>
+          <w:szCs w:val="24"/>
+        </w:rPr>
+        <w:t>OnConflictStrategy.REPLACE</w:t>
+      </w:r>
+      <w:proofErr w:type="spellEnd"/>
+      <w:r>
+        <w:rPr>
+          <w:sz w:val="24"/>
+          <w:szCs w:val="24"/>
+        </w:rPr>
+        <w:t>), @Update, and @Delete annotation rules.</w:t>
+      </w:r>
+    </w:p>
+    <w:p>
+      <w:pPr>
+        <w:spacing w:line="480" w:lineRule="auto"/>
+        <w:rPr>
+          <w:sz w:val="24"/>
+          <w:szCs w:val="24"/>
+        </w:rPr>
+      </w:pPr>
+      <w:r>
+        <w:rPr>
+          <w:b/>
+          <w:bCs/>
+          <w:sz w:val="24"/>
+          <w:szCs w:val="24"/>
+        </w:rPr>
+        <w:t xml:space="preserve"> Thursday</w:t>
+      </w:r>
+      <w:r>
+        <w:rPr>
+          <w:sz w:val="24"/>
+          <w:szCs w:val="24"/>
+        </w:rPr>
+        <w:t>:</w:t>
+      </w:r>
+      <w:r>
+        <w:rPr>
+          <w:sz w:val="24"/>
+          <w:szCs w:val="24"/>
+        </w:rPr>
+        <w:t xml:space="preserve"> </w:t>
+      </w:r>
+      <w:r>
+        <w:rPr>
+          <w:sz w:val="24"/>
+          <w:szCs w:val="24"/>
+        </w:rPr>
+        <w:t xml:space="preserve">Implemented read routines within the </w:t>
+      </w:r>
+      <w:proofErr w:type="spellStart"/>
+      <w:r>
+        <w:rPr>
+          <w:sz w:val="24"/>
+          <w:szCs w:val="24"/>
+        </w:rPr>
+        <w:t>DAOs</w:t>
+      </w:r>
+      <w:proofErr w:type="spellEnd"/>
+      <w:r>
+        <w:rPr>
+          <w:sz w:val="24"/>
+          <w:szCs w:val="24"/>
+        </w:rPr>
+        <w:t xml:space="preserve"> using Kotlin’s asynchronous Flow streams (Flow&lt;List&lt;Book&gt;&gt;). This design choice forces the system to pipe data queries off the main application thread automatically, establishing reactive updates in the UI whenever the data shifts without requiring hard page refreshes.</w:t>
+      </w:r>
+    </w:p>
+    <w:p>
+      <w:pPr>
+        <w:spacing w:line="480" w:lineRule="auto"/>
+        <w:rPr>
+          <w:sz w:val="24"/>
+          <w:szCs w:val="24"/>
+        </w:rPr>
+      </w:pPr>
+      <w:r>
+        <w:rPr>
+          <w:b/>
+          <w:bCs/>
+          <w:sz w:val="24"/>
+          <w:szCs w:val="24"/>
+        </w:rPr>
+        <w:t xml:space="preserve"> Friday</w:t>
+      </w:r>
+      <w:r>
+        <w:rPr>
+          <w:sz w:val="24"/>
+          <w:szCs w:val="24"/>
+        </w:rPr>
+        <w:t xml:space="preserve">: Formulated the central database manager class </w:t>
+      </w:r>
+      <w:proofErr w:type="spellStart"/>
+      <w:proofErr w:type="gramStart"/>
+      <w:r>
+        <w:rPr>
+          <w:sz w:val="24"/>
+          <w:szCs w:val="24"/>
+        </w:rPr>
+        <w:t>LibraryDatabase</w:t>
+      </w:r>
+      <w:proofErr w:type="spellEnd"/>
+      <w:r>
+        <w:rPr>
+          <w:sz w:val="24"/>
+          <w:szCs w:val="24"/>
+        </w:rPr>
+        <w:t xml:space="preserve"> :</w:t>
+      </w:r>
+      <w:proofErr w:type="gramEnd"/>
+      <w:r>
+        <w:rPr>
+          <w:sz w:val="24"/>
+          <w:szCs w:val="24"/>
+        </w:rPr>
+        <w:t xml:space="preserve"> </w:t>
+      </w:r>
+      <w:proofErr w:type="spellStart"/>
+      <w:proofErr w:type="gramStart"/>
+      <w:r>
+        <w:rPr>
+          <w:sz w:val="24"/>
+          <w:szCs w:val="24"/>
+        </w:rPr>
+        <w:t>RoomDatabase</w:t>
+      </w:r>
+      <w:proofErr w:type="spellEnd"/>
+      <w:r>
+        <w:rPr>
+          <w:sz w:val="24"/>
+          <w:szCs w:val="24"/>
+        </w:rPr>
+        <w:t>(</w:t>
+      </w:r>
+      <w:proofErr w:type="gramEnd"/>
+      <w:r>
+        <w:rPr>
+          <w:sz w:val="24"/>
+          <w:szCs w:val="24"/>
+        </w:rPr>
+        <w:t>). Applied the abstract singleton structural pattern to prevent memory leaks or multi-instance data corruption bugs. Incorporated a fallback hook (</w:t>
+      </w:r>
+      <w:proofErr w:type="spellStart"/>
+      <w:proofErr w:type="gramStart"/>
+      <w:r>
+        <w:rPr>
+          <w:sz w:val="24"/>
+          <w:szCs w:val="24"/>
+        </w:rPr>
+        <w:t>fallbackToDestructiveMigration</w:t>
+      </w:r>
+      <w:proofErr w:type="spellEnd"/>
+      <w:r>
+        <w:rPr>
+          <w:sz w:val="24"/>
+          <w:szCs w:val="24"/>
+        </w:rPr>
+        <w:t>(</w:t>
+      </w:r>
+      <w:proofErr w:type="gramEnd"/>
+      <w:r>
+        <w:rPr>
+          <w:sz w:val="24"/>
+          <w:szCs w:val="24"/>
+        </w:rPr>
+        <w:t>)) within the builder configuration block to rapidly iterate over changing schema designs during testing cycles.</w:t>
+      </w:r>
+    </w:p>
+    <w:p>
+      <w:pPr>
+        <w:spacing w:line="480" w:lineRule="auto"/>
+        <w:rPr>
+          <w:b/>
+          <w:bCs/>
+          <w:sz w:val="28"/>
+          <w:szCs w:val="28"/>
+          <w:u w:val="single"/>
+        </w:rPr>
+      </w:pPr>
+      <w:r>
+        <w:rPr>
+          <w:b/>
+          <w:bCs/>
+          <w:sz w:val="28"/>
+          <w:szCs w:val="28"/>
+        </w:rPr>
+        <w:t>WEEK 3</w:t>
+      </w:r>
+      <w:r>
+        <w:rPr>
+          <w:b/>
+          <w:bCs/>
+          <w:sz w:val="28"/>
+          <w:szCs w:val="28"/>
+          <w:u w:val="single"/>
+        </w:rPr>
+        <w:t>: AUTHENTICATION INTERFACE AND NAVIGATION GRAPH IMPLEMENTATION</w:t>
+      </w:r>
+    </w:p>
+    <w:p>
+      <w:pPr>
+        <w:spacing w:line="480" w:lineRule="auto"/>
+        <w:rPr>
+          <w:sz w:val="24"/>
+          <w:szCs w:val="24"/>
+        </w:rPr>
+      </w:pPr>
+      <w:r>
+        <w:rPr>
+          <w:b/>
+          <w:bCs/>
+          <w:sz w:val="24"/>
+          <w:szCs w:val="24"/>
+        </w:rPr>
+        <w:t>Objectives</w:t>
+      </w:r>
+      <w:r>
+        <w:rPr>
+          <w:sz w:val="24"/>
+          <w:szCs w:val="24"/>
+        </w:rPr>
+        <w:t>:</w:t>
+      </w:r>
+      <w:r>
+        <w:rPr>
+          <w:sz w:val="24"/>
+          <w:szCs w:val="24"/>
+        </w:rPr>
+        <w:t xml:space="preserve"> </w:t>
+      </w:r>
+      <w:r>
+        <w:rPr>
+          <w:sz w:val="24"/>
+          <w:szCs w:val="24"/>
+        </w:rPr>
+        <w:t>Construct an entry point user authorization subsystem and architect a decoupled, explicit navigation graph.</w:t>
+      </w:r>
+    </w:p>
+    <w:p>
+      <w:pPr>
+        <w:spacing w:line="480" w:lineRule="auto"/>
+        <w:jc w:val="center"/>
+        <w:rPr>
+          <w:b/>
+          <w:bCs/>
+          <w:sz w:val="24"/>
+          <w:szCs w:val="24"/>
+          <w:u w:val="single"/>
+        </w:rPr>
+      </w:pPr>
+      <w:r>
+        <w:rPr>
+          <w:b/>
+          <w:bCs/>
+          <w:sz w:val="24"/>
+          <w:szCs w:val="24"/>
+          <w:u w:val="single"/>
+        </w:rPr>
+        <w:t>Daily Engineering Activities &amp; Progress Log</w:t>
+      </w:r>
+    </w:p>
+    <w:p>
+      <w:pPr>
+        <w:spacing w:line="480" w:lineRule="auto"/>
+        <w:rPr>
+          <w:sz w:val="24"/>
+          <w:szCs w:val="24"/>
+        </w:rPr>
+      </w:pPr>
+      <w:r>
+        <w:rPr>
+          <w:b/>
+          <w:bCs/>
+          <w:sz w:val="24"/>
+          <w:szCs w:val="24"/>
+        </w:rPr>
+        <w:t>Monday</w:t>
+      </w:r>
+      <w:r>
+        <w:rPr>
+          <w:sz w:val="24"/>
+          <w:szCs w:val="24"/>
+        </w:rPr>
+        <w:t xml:space="preserve">: Designed the login portal interface layout container. Leveraged a scrollable </w:t>
+      </w:r>
+      <w:proofErr w:type="spellStart"/>
+      <w:r>
+        <w:rPr>
+          <w:sz w:val="24"/>
+          <w:szCs w:val="24"/>
+        </w:rPr>
+        <w:t>LazyColumn</w:t>
+      </w:r>
+      <w:proofErr w:type="spellEnd"/>
+      <w:r>
+        <w:rPr>
+          <w:sz w:val="24"/>
+          <w:szCs w:val="24"/>
+        </w:rPr>
+        <w:t xml:space="preserve"> component container matching a </w:t>
+      </w:r>
+      <w:proofErr w:type="spellStart"/>
+      <w:r>
+        <w:rPr>
+          <w:sz w:val="24"/>
+          <w:szCs w:val="24"/>
+        </w:rPr>
+        <w:t>centered</w:t>
+      </w:r>
+      <w:proofErr w:type="spellEnd"/>
+      <w:r>
+        <w:rPr>
+          <w:sz w:val="24"/>
+          <w:szCs w:val="24"/>
+        </w:rPr>
+        <w:t xml:space="preserve"> structural alignment approach. Created custom </w:t>
+      </w:r>
+      <w:proofErr w:type="spellStart"/>
+      <w:r>
+        <w:rPr>
+          <w:sz w:val="24"/>
+          <w:szCs w:val="24"/>
+        </w:rPr>
+        <w:t>OutlinedTextField</w:t>
+      </w:r>
+      <w:proofErr w:type="spellEnd"/>
+      <w:r>
+        <w:rPr>
+          <w:sz w:val="24"/>
+          <w:szCs w:val="24"/>
+        </w:rPr>
+        <w:t xml:space="preserve"> </w:t>
+      </w:r>
+      <w:proofErr w:type="spellStart"/>
+      <w:r>
+        <w:rPr>
+          <w:sz w:val="24"/>
+          <w:szCs w:val="24"/>
+        </w:rPr>
+        <w:t>composables</w:t>
+      </w:r>
+      <w:proofErr w:type="spellEnd"/>
+      <w:r>
+        <w:rPr>
+          <w:sz w:val="24"/>
+          <w:szCs w:val="24"/>
+        </w:rPr>
+        <w:t xml:space="preserve"> for username entries and password tokens, integrating a </w:t>
+      </w:r>
+      <w:proofErr w:type="spellStart"/>
+      <w:proofErr w:type="gramStart"/>
+      <w:r>
+        <w:rPr>
+          <w:sz w:val="24"/>
+          <w:szCs w:val="24"/>
+        </w:rPr>
+        <w:t>PasswordVisualTransformation</w:t>
+      </w:r>
+      <w:proofErr w:type="spellEnd"/>
+      <w:r>
+        <w:rPr>
+          <w:sz w:val="24"/>
+          <w:szCs w:val="24"/>
+        </w:rPr>
+        <w:t>(</w:t>
+      </w:r>
+      <w:proofErr w:type="gramEnd"/>
+      <w:r>
+        <w:rPr>
+          <w:sz w:val="24"/>
+          <w:szCs w:val="24"/>
+        </w:rPr>
+        <w:t>) toggle for standard hidden text masking.</w:t>
+      </w:r>
+    </w:p>
+    <w:p>
+      <w:pPr>
+        <w:spacing w:line="480" w:lineRule="auto"/>
+        <w:rPr>
+          <w:sz w:val="24"/>
+          <w:szCs w:val="24"/>
+        </w:rPr>
+      </w:pPr>
+      <w:r>
+        <w:rPr>
+          <w:sz w:val="24"/>
+          <w:szCs w:val="24"/>
+        </w:rPr>
+        <w:t xml:space="preserve"> </w:t>
+      </w:r>
+      <w:r>
+        <w:rPr>
+          <w:b/>
+          <w:bCs/>
+          <w:sz w:val="24"/>
+          <w:szCs w:val="24"/>
+        </w:rPr>
+        <w:t>Tuesday</w:t>
+      </w:r>
+      <w:r>
+        <w:rPr>
+          <w:sz w:val="24"/>
+          <w:szCs w:val="24"/>
+        </w:rPr>
+        <w:t>: Added input validation constraints on the login UI. Wired logic that enables or disables the primary validation button based on text entry state conditions. Implemented an automated hardcoded authentication bypass hook checking for baseline administrative roles (admin credentials) to streamline developer entry testing.</w:t>
+      </w:r>
+    </w:p>
+    <w:p>
+      <w:pPr>
+        <w:spacing w:line="480" w:lineRule="auto"/>
+        <w:rPr>
+          <w:sz w:val="24"/>
+          <w:szCs w:val="24"/>
+        </w:rPr>
+      </w:pPr>
+      <w:r>
+        <w:rPr>
+          <w:sz w:val="24"/>
+          <w:szCs w:val="24"/>
+        </w:rPr>
+        <w:t xml:space="preserve"> </w:t>
+      </w:r>
+      <w:r>
+        <w:rPr>
+          <w:b/>
+          <w:bCs/>
+          <w:sz w:val="24"/>
+          <w:szCs w:val="24"/>
+        </w:rPr>
+        <w:t>Wednesday</w:t>
+      </w:r>
+      <w:r>
+        <w:rPr>
+          <w:sz w:val="24"/>
+          <w:szCs w:val="24"/>
+        </w:rPr>
+        <w:t xml:space="preserve">: Integrated the official </w:t>
+      </w:r>
+      <w:proofErr w:type="spellStart"/>
+      <w:proofErr w:type="gramStart"/>
+      <w:r>
+        <w:rPr>
+          <w:i/>
+          <w:iCs/>
+          <w:sz w:val="24"/>
+          <w:szCs w:val="24"/>
+        </w:rPr>
+        <w:t>androidx.navigation</w:t>
+      </w:r>
+      <w:proofErr w:type="gramEnd"/>
+      <w:r>
+        <w:rPr>
+          <w:i/>
+          <w:iCs/>
+          <w:sz w:val="24"/>
+          <w:szCs w:val="24"/>
+        </w:rPr>
+        <w:t>:navigation-compose</w:t>
+      </w:r>
+      <w:proofErr w:type="spellEnd"/>
+      <w:r>
+        <w:rPr>
+          <w:sz w:val="24"/>
+          <w:szCs w:val="24"/>
+        </w:rPr>
+        <w:t xml:space="preserve"> library bundle. Created an explicit navigation layout structure utilizing </w:t>
+      </w:r>
+      <w:proofErr w:type="spellStart"/>
+      <w:r>
+        <w:rPr>
+          <w:i/>
+          <w:iCs/>
+          <w:sz w:val="24"/>
+          <w:szCs w:val="24"/>
+        </w:rPr>
+        <w:t>NavHost</w:t>
+      </w:r>
+      <w:proofErr w:type="spellEnd"/>
+      <w:r>
+        <w:rPr>
+          <w:sz w:val="24"/>
+          <w:szCs w:val="24"/>
+        </w:rPr>
+        <w:t xml:space="preserve"> and </w:t>
+      </w:r>
+      <w:proofErr w:type="spellStart"/>
+      <w:proofErr w:type="gramStart"/>
+      <w:r>
+        <w:rPr>
+          <w:i/>
+          <w:iCs/>
+          <w:sz w:val="24"/>
+          <w:szCs w:val="24"/>
+        </w:rPr>
+        <w:t>rememberNavController</w:t>
+      </w:r>
+      <w:proofErr w:type="spellEnd"/>
+      <w:r>
+        <w:rPr>
+          <w:i/>
+          <w:iCs/>
+          <w:sz w:val="24"/>
+          <w:szCs w:val="24"/>
+        </w:rPr>
+        <w:t>(</w:t>
+      </w:r>
+      <w:proofErr w:type="gramEnd"/>
+      <w:r>
+        <w:rPr>
+          <w:i/>
+          <w:iCs/>
+          <w:sz w:val="24"/>
+          <w:szCs w:val="24"/>
+        </w:rPr>
+        <w:t>)</w:t>
+      </w:r>
+      <w:r>
+        <w:rPr>
+          <w:sz w:val="24"/>
+          <w:szCs w:val="24"/>
+        </w:rPr>
+        <w:t>. Formulated explicit route destination endpoints ("login", "dashboard") to handle screen switching.</w:t>
+      </w:r>
+    </w:p>
+    <w:p>
+      <w:pPr>
+        <w:spacing w:line="480" w:lineRule="auto"/>
+        <w:rPr>
+          <w:sz w:val="24"/>
+          <w:szCs w:val="24"/>
+        </w:rPr>
+      </w:pPr>
+      <w:r>
+        <w:rPr>
+          <w:sz w:val="24"/>
+          <w:szCs w:val="24"/>
+        </w:rPr>
+        <w:t xml:space="preserve"> </w:t>
+      </w:r>
+      <w:r>
+        <w:rPr>
+          <w:b/>
+          <w:bCs/>
+          <w:sz w:val="24"/>
+          <w:szCs w:val="24"/>
+        </w:rPr>
+        <w:t>Thursday</w:t>
+      </w:r>
+      <w:r>
+        <w:rPr>
+          <w:sz w:val="24"/>
+          <w:szCs w:val="24"/>
+        </w:rPr>
+        <w:t xml:space="preserve">: Refactored the core execution block inside </w:t>
+      </w:r>
+      <w:proofErr w:type="spellStart"/>
+      <w:r>
+        <w:rPr>
+          <w:i/>
+          <w:iCs/>
+          <w:sz w:val="24"/>
+          <w:szCs w:val="24"/>
+        </w:rPr>
+        <w:t>MainActivity.kt</w:t>
+      </w:r>
+      <w:proofErr w:type="spellEnd"/>
+      <w:r>
+        <w:rPr>
+          <w:i/>
+          <w:iCs/>
+          <w:sz w:val="24"/>
+          <w:szCs w:val="24"/>
+        </w:rPr>
+        <w:t>.</w:t>
+      </w:r>
+      <w:r>
+        <w:rPr>
+          <w:sz w:val="24"/>
+          <w:szCs w:val="24"/>
+        </w:rPr>
+        <w:t xml:space="preserve"> Adjusted the lifecycle </w:t>
+      </w:r>
+      <w:proofErr w:type="spellStart"/>
+      <w:proofErr w:type="gramStart"/>
+      <w:r>
+        <w:rPr>
+          <w:i/>
+          <w:iCs/>
+          <w:sz w:val="24"/>
+          <w:szCs w:val="24"/>
+        </w:rPr>
+        <w:t>onCreate</w:t>
+      </w:r>
+      <w:proofErr w:type="spellEnd"/>
+      <w:r>
+        <w:rPr>
+          <w:i/>
+          <w:iCs/>
+          <w:sz w:val="24"/>
+          <w:szCs w:val="24"/>
+        </w:rPr>
+        <w:t>(</w:t>
+      </w:r>
+      <w:proofErr w:type="gramEnd"/>
+      <w:r>
+        <w:rPr>
+          <w:i/>
+          <w:iCs/>
+          <w:sz w:val="24"/>
+          <w:szCs w:val="24"/>
+        </w:rPr>
+        <w:t>)</w:t>
+      </w:r>
+      <w:r>
+        <w:rPr>
+          <w:sz w:val="24"/>
+          <w:szCs w:val="24"/>
+        </w:rPr>
+        <w:t xml:space="preserve"> override block to clean up root composition nodes, wrapping our custom navigation host controller cleanly inside the Material surface framework theme wrapper block.</w:t>
+      </w:r>
+    </w:p>
+    <w:p>
+      <w:pPr>
+        <w:spacing w:line="480" w:lineRule="auto"/>
+        <w:rPr>
+          <w:sz w:val="24"/>
+          <w:szCs w:val="24"/>
+        </w:rPr>
+      </w:pPr>
+      <w:r>
+        <w:rPr>
+          <w:sz w:val="24"/>
+          <w:szCs w:val="24"/>
+        </w:rPr>
+        <w:t xml:space="preserve"> </w:t>
+      </w:r>
+      <w:r>
+        <w:rPr>
+          <w:b/>
+          <w:bCs/>
+          <w:sz w:val="24"/>
+          <w:szCs w:val="24"/>
+        </w:rPr>
+        <w:t>Friday</w:t>
+      </w:r>
+      <w:r>
+        <w:rPr>
+          <w:sz w:val="24"/>
+          <w:szCs w:val="24"/>
+        </w:rPr>
+        <w:t xml:space="preserve">: Conducted rendering tests using the Android Studio Layout Preview tools. Monitored layout alignment adjustments under simulated screen sizing restrictions. Resolved several interface </w:t>
+      </w:r>
+      <w:proofErr w:type="gramStart"/>
+      <w:r>
+        <w:rPr>
+          <w:sz w:val="24"/>
+          <w:szCs w:val="24"/>
+        </w:rPr>
+        <w:t>component</w:t>
+      </w:r>
+      <w:proofErr w:type="gramEnd"/>
+      <w:r>
+        <w:rPr>
+          <w:sz w:val="24"/>
+          <w:szCs w:val="24"/>
+        </w:rPr>
+        <w:t xml:space="preserve"> stretching issues on compact screen aspect ratios by introducing refined Modifier weight constraints.</w:t>
+      </w:r>
+    </w:p>
+    <w:p>
+      <w:pPr>
+        <w:spacing w:line="480" w:lineRule="auto"/>
+        <w:rPr>
+          <w:b/>
+          <w:bCs/>
+          <w:sz w:val="28"/>
+          <w:szCs w:val="28"/>
+          <w:u w:val="single"/>
+        </w:rPr>
+      </w:pPr>
+      <w:r>
+        <w:rPr>
+          <w:b/>
+          <w:bCs/>
+          <w:sz w:val="28"/>
+          <w:szCs w:val="28"/>
+        </w:rPr>
+        <w:t xml:space="preserve">WEEK 4: </w:t>
+      </w:r>
+      <w:r>
+        <w:rPr>
+          <w:b/>
+          <w:bCs/>
+          <w:sz w:val="28"/>
+          <w:szCs w:val="28"/>
+          <w:u w:val="single"/>
+        </w:rPr>
+        <w:t>COMPOSING THE MAIN MANAGEMENT DASHBOARD &amp; TAB ROW INTERFACES</w:t>
+      </w:r>
+    </w:p>
+    <w:p>
+      <w:pPr>
+        <w:spacing w:line="480" w:lineRule="auto"/>
+        <w:rPr>
+          <w:sz w:val="24"/>
+          <w:szCs w:val="24"/>
+        </w:rPr>
+      </w:pPr>
+      <w:r>
+        <w:rPr>
+          <w:b/>
+          <w:bCs/>
+          <w:sz w:val="24"/>
+          <w:szCs w:val="24"/>
+        </w:rPr>
+        <w:t>Objectives</w:t>
+      </w:r>
+      <w:r>
+        <w:rPr>
+          <w:sz w:val="24"/>
+          <w:szCs w:val="24"/>
+        </w:rPr>
+        <w:t>: Construct the application dashboard interface featuring multi-tab views for real-time item tracking and record insertion forms.</w:t>
+      </w:r>
+    </w:p>
+    <w:p>
+      <w:pPr>
+        <w:spacing w:line="480" w:lineRule="auto"/>
+        <w:jc w:val="center"/>
+        <w:rPr>
+          <w:b/>
+          <w:bCs/>
+          <w:sz w:val="24"/>
+          <w:szCs w:val="24"/>
+          <w:u w:val="single"/>
+        </w:rPr>
+      </w:pPr>
+      <w:r>
+        <w:rPr>
+          <w:b/>
+          <w:bCs/>
+          <w:sz w:val="24"/>
+          <w:szCs w:val="24"/>
+          <w:u w:val="single"/>
+        </w:rPr>
+        <w:t>Daily Engineering Activities &amp; Progress Log</w:t>
+      </w:r>
+    </w:p>
+    <w:p>
+      <w:pPr>
+        <w:spacing w:line="480" w:lineRule="auto"/>
+        <w:rPr>
+          <w:sz w:val="24"/>
+          <w:szCs w:val="24"/>
+        </w:rPr>
+      </w:pPr>
+      <w:r>
+        <w:rPr>
+          <w:b/>
+          <w:bCs/>
+          <w:sz w:val="24"/>
+          <w:szCs w:val="24"/>
+        </w:rPr>
+        <w:t>Monday</w:t>
+      </w:r>
+      <w:r>
+        <w:rPr>
+          <w:sz w:val="24"/>
+          <w:szCs w:val="24"/>
+        </w:rPr>
+        <w:t xml:space="preserve">: Formulated the core dashboard screen view controller. Implemented a Material 3 </w:t>
+      </w:r>
+      <w:proofErr w:type="spellStart"/>
+      <w:r>
+        <w:rPr>
+          <w:i/>
+          <w:iCs/>
+          <w:sz w:val="24"/>
+          <w:szCs w:val="24"/>
+        </w:rPr>
+        <w:t>TabRow</w:t>
+      </w:r>
+      <w:proofErr w:type="spellEnd"/>
+      <w:r>
+        <w:rPr>
+          <w:sz w:val="24"/>
+          <w:szCs w:val="24"/>
+        </w:rPr>
+        <w:t xml:space="preserve"> structural index switcher configuration to map options seamlessly: Tab 0 points to "Manage Books" and Tab 1 routes users to "Manage Students". Wired an internal mutable integer state handle </w:t>
+      </w:r>
+      <w:r>
+        <w:rPr>
+          <w:i/>
+          <w:iCs/>
+          <w:sz w:val="24"/>
+          <w:szCs w:val="24"/>
+        </w:rPr>
+        <w:t xml:space="preserve">(var </w:t>
+      </w:r>
+      <w:proofErr w:type="spellStart"/>
+      <w:r>
+        <w:rPr>
+          <w:i/>
+          <w:iCs/>
+          <w:sz w:val="24"/>
+          <w:szCs w:val="24"/>
+        </w:rPr>
+        <w:t>selectedTabIndex</w:t>
+      </w:r>
+      <w:proofErr w:type="spellEnd"/>
+      <w:r>
+        <w:rPr>
+          <w:i/>
+          <w:iCs/>
+          <w:sz w:val="24"/>
+          <w:szCs w:val="24"/>
+        </w:rPr>
+        <w:t xml:space="preserve"> by remember </w:t>
+      </w:r>
+      <w:proofErr w:type="gramStart"/>
+      <w:r>
+        <w:rPr>
+          <w:i/>
+          <w:iCs/>
+          <w:sz w:val="24"/>
+          <w:szCs w:val="24"/>
+        </w:rPr>
+        <w:t xml:space="preserve">{ </w:t>
+      </w:r>
+      <w:proofErr w:type="spellStart"/>
+      <w:r>
+        <w:rPr>
+          <w:i/>
+          <w:iCs/>
+          <w:sz w:val="24"/>
+          <w:szCs w:val="24"/>
+        </w:rPr>
+        <w:t>mutableStateOf</w:t>
+      </w:r>
+      <w:proofErr w:type="spellEnd"/>
+      <w:proofErr w:type="gramEnd"/>
+      <w:r>
+        <w:rPr>
+          <w:i/>
+          <w:iCs/>
+          <w:sz w:val="24"/>
+          <w:szCs w:val="24"/>
+        </w:rPr>
+        <w:t>(0</w:t>
+      </w:r>
+      <w:proofErr w:type="gramStart"/>
+      <w:r>
+        <w:rPr>
+          <w:i/>
+          <w:iCs/>
+          <w:sz w:val="24"/>
+          <w:szCs w:val="24"/>
+        </w:rPr>
+        <w:t>) }</w:t>
+      </w:r>
+      <w:proofErr w:type="gramEnd"/>
+      <w:r>
+        <w:rPr>
+          <w:i/>
+          <w:iCs/>
+          <w:sz w:val="24"/>
+          <w:szCs w:val="24"/>
+        </w:rPr>
+        <w:t>)</w:t>
+      </w:r>
+      <w:r>
+        <w:rPr>
+          <w:sz w:val="24"/>
+          <w:szCs w:val="24"/>
+        </w:rPr>
+        <w:t xml:space="preserve"> to drive view toggling.</w:t>
+      </w:r>
+    </w:p>
+    <w:p>
+      <w:pPr>
+        <w:spacing w:line="480" w:lineRule="auto"/>
+        <w:rPr>
+          <w:sz w:val="24"/>
+          <w:szCs w:val="24"/>
+        </w:rPr>
+      </w:pPr>
+      <w:r>
+        <w:rPr>
+          <w:b/>
+          <w:bCs/>
+          <w:sz w:val="24"/>
+          <w:szCs w:val="24"/>
+        </w:rPr>
+        <w:t>Tuesday</w:t>
+      </w:r>
+      <w:r>
+        <w:rPr>
+          <w:sz w:val="24"/>
+          <w:szCs w:val="24"/>
+        </w:rPr>
+        <w:t xml:space="preserve">: Built the "Manage Students" structural record layout view. Crafted a complete </w:t>
+      </w:r>
+      <w:proofErr w:type="spellStart"/>
+      <w:r>
+        <w:rPr>
+          <w:sz w:val="24"/>
+          <w:szCs w:val="24"/>
+        </w:rPr>
+        <w:t>enrollment</w:t>
+      </w:r>
+      <w:proofErr w:type="spellEnd"/>
+      <w:r>
+        <w:rPr>
+          <w:sz w:val="24"/>
+          <w:szCs w:val="24"/>
+        </w:rPr>
+        <w:t xml:space="preserve"> dashboard input interface collecting full name data, school indices, and identification serial strings. Placed an explicit action button labelled "Save Student Record" referencing local DAO insertion targets.</w:t>
+      </w:r>
+    </w:p>
+    <w:p>
+      <w:pPr>
+        <w:spacing w:line="480" w:lineRule="auto"/>
+        <w:rPr>
+          <w:sz w:val="24"/>
+          <w:szCs w:val="24"/>
+        </w:rPr>
+      </w:pPr>
+      <w:r>
+        <w:rPr>
+          <w:b/>
+          <w:bCs/>
+          <w:sz w:val="24"/>
+          <w:szCs w:val="24"/>
+        </w:rPr>
+        <w:t>Wednesday</w:t>
+      </w:r>
+      <w:r>
+        <w:rPr>
+          <w:sz w:val="24"/>
+          <w:szCs w:val="24"/>
+        </w:rPr>
+        <w:t xml:space="preserve">: Built out the "Manage Books" view pane. Designed input layout structures for book properties (ISBN inputs, text parameters, categories). Implemented an interface split where data forms feed cleanly into lower screen rendering blocks displaying the collection </w:t>
+      </w:r>
+      <w:proofErr w:type="spellStart"/>
+      <w:r>
+        <w:rPr>
+          <w:sz w:val="24"/>
+          <w:szCs w:val="24"/>
+        </w:rPr>
+        <w:t>catalogs</w:t>
+      </w:r>
+      <w:proofErr w:type="spellEnd"/>
+      <w:r>
+        <w:rPr>
+          <w:sz w:val="24"/>
+          <w:szCs w:val="24"/>
+        </w:rPr>
+        <w:t>.</w:t>
+      </w:r>
+    </w:p>
+    <w:p>
+      <w:pPr>
+        <w:spacing w:line="480" w:lineRule="auto"/>
+        <w:rPr>
+          <w:sz w:val="24"/>
+          <w:szCs w:val="24"/>
+        </w:rPr>
+      </w:pPr>
+      <w:r>
+        <w:rPr>
+          <w:b/>
+          <w:bCs/>
+          <w:sz w:val="24"/>
+          <w:szCs w:val="24"/>
+        </w:rPr>
+        <w:t>Thursday</w:t>
+      </w:r>
+      <w:r>
+        <w:rPr>
+          <w:sz w:val="24"/>
+          <w:szCs w:val="24"/>
+        </w:rPr>
+        <w:t xml:space="preserve">: Designed modular card view </w:t>
+      </w:r>
+      <w:proofErr w:type="spellStart"/>
+      <w:r>
+        <w:rPr>
+          <w:sz w:val="24"/>
+          <w:szCs w:val="24"/>
+        </w:rPr>
+        <w:t>composables</w:t>
+      </w:r>
+      <w:proofErr w:type="spellEnd"/>
+      <w:r>
+        <w:rPr>
+          <w:sz w:val="24"/>
+          <w:szCs w:val="24"/>
+        </w:rPr>
+        <w:t xml:space="preserve"> to structure list elements. Utilized Card components wrapper blocks incorporating modest structural padding. Embedded descriptive layout text parameters mapping properties like Name: </w:t>
+      </w:r>
+      <w:r>
+        <w:rPr>
+          <w:i/>
+          <w:iCs/>
+          <w:sz w:val="24"/>
+          <w:szCs w:val="24"/>
+        </w:rPr>
+        <w:t>${</w:t>
+      </w:r>
+      <w:proofErr w:type="spellStart"/>
+      <w:proofErr w:type="gramStart"/>
+      <w:r>
+        <w:rPr>
+          <w:i/>
+          <w:iCs/>
+          <w:sz w:val="24"/>
+          <w:szCs w:val="24"/>
+        </w:rPr>
+        <w:t>student.fullName</w:t>
+      </w:r>
+      <w:proofErr w:type="spellEnd"/>
+      <w:proofErr w:type="gramEnd"/>
+      <w:r>
+        <w:rPr>
+          <w:i/>
+          <w:iCs/>
+          <w:sz w:val="24"/>
+          <w:szCs w:val="24"/>
+        </w:rPr>
+        <w:t>}</w:t>
+      </w:r>
+      <w:r>
+        <w:rPr>
+          <w:sz w:val="24"/>
+          <w:szCs w:val="24"/>
+        </w:rPr>
+        <w:t xml:space="preserve"> or ID: </w:t>
+      </w:r>
+      <w:r>
+        <w:rPr>
+          <w:i/>
+          <w:iCs/>
+          <w:sz w:val="24"/>
+          <w:szCs w:val="24"/>
+        </w:rPr>
+        <w:t>${</w:t>
+      </w:r>
+      <w:proofErr w:type="spellStart"/>
+      <w:proofErr w:type="gramStart"/>
+      <w:r>
+        <w:rPr>
+          <w:i/>
+          <w:iCs/>
+          <w:sz w:val="24"/>
+          <w:szCs w:val="24"/>
+        </w:rPr>
+        <w:t>student.regNumber</w:t>
+      </w:r>
+      <w:proofErr w:type="spellEnd"/>
+      <w:proofErr w:type="gramEnd"/>
+      <w:r>
+        <w:rPr>
+          <w:i/>
+          <w:iCs/>
+          <w:sz w:val="24"/>
+          <w:szCs w:val="24"/>
+        </w:rPr>
+        <w:t>}</w:t>
+      </w:r>
+      <w:r>
+        <w:rPr>
+          <w:sz w:val="24"/>
+          <w:szCs w:val="24"/>
+        </w:rPr>
+        <w:t xml:space="preserve"> inside clean column containers.</w:t>
+      </w:r>
+    </w:p>
+    <w:p>
+      <w:pPr>
+        <w:spacing w:line="480" w:lineRule="auto"/>
+        <w:rPr>
+          <w:sz w:val="24"/>
+          <w:szCs w:val="24"/>
+        </w:rPr>
+      </w:pPr>
+      <w:r>
+        <w:rPr>
+          <w:b/>
+          <w:bCs/>
+          <w:sz w:val="24"/>
+          <w:szCs w:val="24"/>
+        </w:rPr>
+        <w:t>Friday:</w:t>
+      </w:r>
+      <w:r>
+        <w:rPr>
+          <w:sz w:val="24"/>
+          <w:szCs w:val="24"/>
+        </w:rPr>
+        <w:t xml:space="preserve"> Connected UI screen components to read reactive data flows from the database. Swapped static placeholder objects out for operational data pipelines utilizing Kotlin's runtime state collection </w:t>
+      </w:r>
+      <w:proofErr w:type="gramStart"/>
+      <w:r>
+        <w:rPr>
+          <w:sz w:val="24"/>
+          <w:szCs w:val="24"/>
+        </w:rPr>
+        <w:t xml:space="preserve">tool </w:t>
+      </w:r>
+      <w:r>
+        <w:rPr>
+          <w:b/>
+          <w:bCs/>
+          <w:sz w:val="24"/>
+          <w:szCs w:val="24"/>
+        </w:rPr>
+        <w:t>.</w:t>
+      </w:r>
+      <w:proofErr w:type="spellStart"/>
+      <w:r>
+        <w:rPr>
+          <w:b/>
+          <w:bCs/>
+          <w:sz w:val="24"/>
+          <w:szCs w:val="24"/>
+        </w:rPr>
+        <w:t>collectAsState</w:t>
+      </w:r>
+      <w:proofErr w:type="spellEnd"/>
+      <w:proofErr w:type="gramEnd"/>
+      <w:r>
+        <w:rPr>
+          <w:b/>
+          <w:bCs/>
+          <w:sz w:val="24"/>
+          <w:szCs w:val="24"/>
+        </w:rPr>
+        <w:t xml:space="preserve">(initial = </w:t>
+      </w:r>
+      <w:proofErr w:type="spellStart"/>
+      <w:proofErr w:type="gramStart"/>
+      <w:r>
+        <w:rPr>
+          <w:b/>
+          <w:bCs/>
+          <w:sz w:val="24"/>
+          <w:szCs w:val="24"/>
+        </w:rPr>
+        <w:t>emptyList</w:t>
+      </w:r>
+      <w:proofErr w:type="spellEnd"/>
+      <w:r>
+        <w:rPr>
+          <w:b/>
+          <w:bCs/>
+          <w:sz w:val="24"/>
+          <w:szCs w:val="24"/>
+        </w:rPr>
+        <w:t>(</w:t>
+      </w:r>
+      <w:proofErr w:type="gramEnd"/>
+      <w:r>
+        <w:rPr>
+          <w:b/>
+          <w:bCs/>
+          <w:sz w:val="24"/>
+          <w:szCs w:val="24"/>
+        </w:rPr>
+        <w:t>)),</w:t>
+      </w:r>
+      <w:r>
+        <w:rPr>
+          <w:sz w:val="24"/>
+          <w:szCs w:val="24"/>
+        </w:rPr>
+        <w:t xml:space="preserve"> achieving working UI data synchronization on record updates.</w:t>
+      </w:r>
+    </w:p>
+    <w:p>
+      <w:pPr>
+        <w:spacing w:line="480" w:lineRule="auto"/>
+        <w:rPr>
+          <w:b/>
+          <w:bCs/>
+          <w:sz w:val="28"/>
+          <w:szCs w:val="28"/>
+        </w:rPr>
+      </w:pPr>
+      <w:r>
+        <w:rPr>
+          <w:b/>
+          <w:bCs/>
+          <w:sz w:val="28"/>
+          <w:szCs w:val="28"/>
+        </w:rPr>
+        <w:t xml:space="preserve">WEEK 5: </w:t>
+      </w:r>
+      <w:r>
+        <w:rPr>
+          <w:b/>
+          <w:bCs/>
+          <w:sz w:val="28"/>
+          <w:szCs w:val="28"/>
+          <w:u w:val="single"/>
+        </w:rPr>
+        <w:t>DATA SEEDING IMPLEMENTATION, OPTIMIZATION, AND FINAL PRODUCTION CHECK</w:t>
+      </w:r>
+    </w:p>
+    <w:p>
+      <w:pPr>
+        <w:spacing w:line="480" w:lineRule="auto"/>
+        <w:rPr>
+          <w:sz w:val="24"/>
+          <w:szCs w:val="24"/>
+        </w:rPr>
+      </w:pPr>
+      <w:r>
+        <w:rPr>
+          <w:b/>
+          <w:bCs/>
+          <w:sz w:val="24"/>
+          <w:szCs w:val="24"/>
+        </w:rPr>
+        <w:t>Objectives</w:t>
+      </w:r>
+      <w:r>
+        <w:rPr>
+          <w:sz w:val="24"/>
+          <w:szCs w:val="24"/>
+        </w:rPr>
+        <w:t>: Establish realistic database population protocols, isolate code debt, finalize resource branding dependencies, and package for deployment.</w:t>
+      </w:r>
+    </w:p>
+    <w:p>
+      <w:pPr>
+        <w:spacing w:line="480" w:lineRule="auto"/>
+        <w:jc w:val="center"/>
+        <w:rPr>
+          <w:b/>
+          <w:bCs/>
+          <w:sz w:val="24"/>
+          <w:szCs w:val="24"/>
+          <w:u w:val="single"/>
+        </w:rPr>
+      </w:pPr>
+      <w:r>
+        <w:rPr>
+          <w:b/>
+          <w:bCs/>
+          <w:sz w:val="24"/>
+          <w:szCs w:val="24"/>
+          <w:u w:val="single"/>
+        </w:rPr>
+        <w:t>Daily Engineering Activities &amp; Progress Log</w:t>
+      </w:r>
+    </w:p>
+    <w:p>
+      <w:pPr>
+        <w:spacing w:line="480" w:lineRule="auto"/>
+        <w:rPr>
+          <w:sz w:val="24"/>
+          <w:szCs w:val="24"/>
+        </w:rPr>
+      </w:pPr>
+      <w:r>
+        <w:rPr>
+          <w:b/>
+          <w:bCs/>
+          <w:sz w:val="24"/>
+          <w:szCs w:val="24"/>
+        </w:rPr>
+        <w:t>Monday</w:t>
+      </w:r>
+      <w:r>
+        <w:rPr>
+          <w:sz w:val="24"/>
+          <w:szCs w:val="24"/>
+        </w:rPr>
+        <w:t>:</w:t>
+      </w:r>
+      <w:r>
+        <w:rPr>
+          <w:sz w:val="24"/>
+          <w:szCs w:val="24"/>
+        </w:rPr>
+        <w:t xml:space="preserve"> </w:t>
+      </w:r>
+      <w:r>
+        <w:rPr>
+          <w:sz w:val="24"/>
+          <w:szCs w:val="24"/>
+        </w:rPr>
+        <w:t xml:space="preserve">Recognized the need for extensive demonstration data to validate layout rendering across longer list profiles. Programmed an automated initialization procedure using a Compose lifecycle hook </w:t>
+      </w:r>
+      <w:r>
+        <w:rPr>
+          <w:b/>
+          <w:bCs/>
+          <w:sz w:val="24"/>
+          <w:szCs w:val="24"/>
+        </w:rPr>
+        <w:t>(</w:t>
+      </w:r>
+      <w:proofErr w:type="spellStart"/>
+      <w:proofErr w:type="gramStart"/>
+      <w:r>
+        <w:rPr>
+          <w:b/>
+          <w:bCs/>
           <w:sz w:val="24"/>
           <w:szCs w:val="24"/>
         </w:rPr>
@@ -1032,48 +2376,156 @@
       <w:proofErr w:type="spellEnd"/>
       <w:r>
         <w:rPr>
-          <w:sz w:val="24"/>
-          <w:szCs w:val="24"/>
-        </w:rPr>
-        <w:t xml:space="preserve"> hook to seed the database with 50+ essential academic books across various schools (Business, Computer Science, Engineering, etc.) upon the first launch.</w:t>
-      </w:r>
-    </w:p>
-    <w:p>
-      <w:pPr>
-        <w:rPr>
-          <w:sz w:val="24"/>
-          <w:szCs w:val="24"/>
-        </w:rPr>
-      </w:pPr>
-      <w:r>
-        <w:rPr>
-          <w:sz w:val="24"/>
-          <w:szCs w:val="24"/>
-        </w:rPr>
-        <w:t xml:space="preserve">  </w:t>
-      </w:r>
-      <w:r>
-        <w:rPr>
-          <w:sz w:val="24"/>
-          <w:szCs w:val="24"/>
-        </w:rPr>
-        <w:t>◦Cleaned up obsolete code and optimized imports to remove IDE warnings.</w:t>
-      </w:r>
-    </w:p>
-    <w:p>
-      <w:r>
-        <w:rPr>
-          <w:sz w:val="24"/>
-          <w:szCs w:val="24"/>
-        </w:rPr>
-        <w:t xml:space="preserve">  </w:t>
-      </w:r>
-      <w:r>
-        <w:rPr>
-          <w:sz w:val="24"/>
-          <w:szCs w:val="24"/>
-        </w:rPr>
-        <w:t>◦Branded the app icon with a book vector to match the "</w:t>
+          <w:b/>
+          <w:bCs/>
+          <w:sz w:val="24"/>
+          <w:szCs w:val="24"/>
+        </w:rPr>
+        <w:t>(</w:t>
+      </w:r>
+      <w:proofErr w:type="gramEnd"/>
+      <w:r>
+        <w:rPr>
+          <w:b/>
+          <w:bCs/>
+          <w:sz w:val="24"/>
+          <w:szCs w:val="24"/>
+        </w:rPr>
+        <w:t>Unit)).</w:t>
+      </w:r>
+      <w:r>
+        <w:rPr>
+          <w:sz w:val="24"/>
+          <w:szCs w:val="24"/>
+        </w:rPr>
+        <w:t xml:space="preserve"> Coded a dataset loop mapping 50+ definitive scholarly </w:t>
+      </w:r>
+      <w:proofErr w:type="spellStart"/>
+      <w:r>
+        <w:rPr>
+          <w:sz w:val="24"/>
+          <w:szCs w:val="24"/>
+        </w:rPr>
+        <w:t>catalog</w:t>
+      </w:r>
+      <w:proofErr w:type="spellEnd"/>
+      <w:r>
+        <w:rPr>
+          <w:sz w:val="24"/>
+          <w:szCs w:val="24"/>
+        </w:rPr>
+        <w:t xml:space="preserve"> titles across different standard academic schools (Business, Computer Science, Engineering, etc.) to seed the local database instances upon the app's first initial launch.</w:t>
+      </w:r>
+    </w:p>
+    <w:p>
+      <w:pPr>
+        <w:spacing w:line="480" w:lineRule="auto"/>
+        <w:rPr>
+          <w:sz w:val="24"/>
+          <w:szCs w:val="24"/>
+        </w:rPr>
+      </w:pPr>
+      <w:r>
+        <w:rPr>
+          <w:b/>
+          <w:bCs/>
+          <w:sz w:val="24"/>
+          <w:szCs w:val="24"/>
+        </w:rPr>
+        <w:t>Tuesday</w:t>
+      </w:r>
+      <w:r>
+        <w:rPr>
+          <w:sz w:val="24"/>
+          <w:szCs w:val="24"/>
+        </w:rPr>
+        <w:t xml:space="preserve">: Performed an extensive pass on codebase optimization. Removed obsolete layout dependencies, refactored raw text strings out into unified tracking entries inside </w:t>
+      </w:r>
+      <w:r>
+        <w:rPr>
+          <w:b/>
+          <w:bCs/>
+          <w:sz w:val="24"/>
+          <w:szCs w:val="24"/>
+        </w:rPr>
+        <w:t>strings.xml,</w:t>
+      </w:r>
+      <w:r>
+        <w:rPr>
+          <w:sz w:val="24"/>
+          <w:szCs w:val="24"/>
+        </w:rPr>
+        <w:t xml:space="preserve"> and </w:t>
+      </w:r>
+      <w:proofErr w:type="gramStart"/>
+      <w:r>
+        <w:rPr>
+          <w:sz w:val="24"/>
+          <w:szCs w:val="24"/>
+        </w:rPr>
+        <w:t>wiped out</w:t>
+      </w:r>
+      <w:proofErr w:type="gramEnd"/>
+      <w:r>
+        <w:rPr>
+          <w:sz w:val="24"/>
+          <w:szCs w:val="24"/>
+        </w:rPr>
+        <w:t xml:space="preserve"> lingering compiler warnings and redundant code imports across all files.</w:t>
+      </w:r>
+    </w:p>
+    <w:p>
+      <w:pPr>
+        <w:spacing w:line="480" w:lineRule="auto"/>
+        <w:rPr>
+          <w:sz w:val="24"/>
+          <w:szCs w:val="24"/>
+        </w:rPr>
+      </w:pPr>
+      <w:r>
+        <w:rPr>
+          <w:b/>
+          <w:bCs/>
+          <w:sz w:val="24"/>
+          <w:szCs w:val="24"/>
+        </w:rPr>
+        <w:t>Wednesday</w:t>
+      </w:r>
+      <w:r>
+        <w:rPr>
+          <w:sz w:val="24"/>
+          <w:szCs w:val="24"/>
+        </w:rPr>
+        <w:t>:</w:t>
+      </w:r>
+      <w:r>
+        <w:rPr>
+          <w:sz w:val="24"/>
+          <w:szCs w:val="24"/>
+        </w:rPr>
+        <w:t xml:space="preserve"> </w:t>
+      </w:r>
+      <w:r>
+        <w:rPr>
+          <w:sz w:val="24"/>
+          <w:szCs w:val="24"/>
+        </w:rPr>
+        <w:t xml:space="preserve">Finalized the visual identity components of the Android package. Swapped out standard template launcher assets for an abstract vector book logo matching the core branding theme </w:t>
+      </w:r>
+      <w:proofErr w:type="gramStart"/>
+      <w:r>
+        <w:rPr>
+          <w:sz w:val="24"/>
+          <w:szCs w:val="24"/>
+        </w:rPr>
+        <w:t xml:space="preserve">of </w:t>
+      </w:r>
+      <w:r>
+        <w:rPr>
+          <w:sz w:val="24"/>
+          <w:szCs w:val="24"/>
+        </w:rPr>
+        <w:t>”</w:t>
       </w:r>
       <w:proofErr w:type="spellStart"/>
       <w:r>
@@ -1084,102 +2536,36 @@
         <w:t>Intelect</w:t>
       </w:r>
       <w:proofErr w:type="spellEnd"/>
-      <w:r>
-        <w:rPr>
-          <w:sz w:val="24"/>
-          <w:szCs w:val="24"/>
-        </w:rPr>
-        <w:t>" identity</w:t>
-      </w:r>
-      <w:r>
-        <w:t>.</w:t>
-      </w:r>
-    </w:p>
-    <w:p>
-      <w:pPr>
-        <w:rPr>
-          <w:sz w:val="24"/>
-          <w:szCs w:val="24"/>
-        </w:rPr>
-      </w:pPr>
-      <w:r>
-        <w:rPr>
-          <w:sz w:val="24"/>
-          <w:szCs w:val="24"/>
-        </w:rPr>
-        <w:t>3. Technical Stack</w:t>
-      </w:r>
-    </w:p>
-    <w:p>
-      <w:pPr>
-        <w:rPr>
-          <w:sz w:val="24"/>
-          <w:szCs w:val="24"/>
-        </w:rPr>
-      </w:pPr>
-      <w:r>
-        <w:t>•</w:t>
-      </w:r>
-      <w:r>
-        <w:rPr>
-          <w:sz w:val="24"/>
-          <w:szCs w:val="24"/>
-        </w:rPr>
-        <w:t>Language: Kotlin 2.x</w:t>
-      </w:r>
-    </w:p>
-    <w:p>
-      <w:pPr>
-        <w:rPr>
-          <w:sz w:val="24"/>
-          <w:szCs w:val="24"/>
-        </w:rPr>
-      </w:pPr>
-      <w:r>
-        <w:rPr>
-          <w:sz w:val="24"/>
-          <w:szCs w:val="24"/>
-        </w:rPr>
-        <w:t>•UI Framework: Jetpack Compose (Material 3)</w:t>
-      </w:r>
-    </w:p>
-    <w:p>
-      <w:pPr>
-        <w:rPr>
-          <w:sz w:val="24"/>
-          <w:szCs w:val="24"/>
-        </w:rPr>
-      </w:pPr>
-      <w:r>
-        <w:rPr>
-          <w:sz w:val="24"/>
-          <w:szCs w:val="24"/>
-        </w:rPr>
-        <w:t>•Database: Room Persistence Library</w:t>
-      </w:r>
-    </w:p>
-    <w:p>
-      <w:pPr>
-        <w:rPr>
-          <w:sz w:val="24"/>
-          <w:szCs w:val="24"/>
-        </w:rPr>
-      </w:pPr>
-      <w:r>
-        <w:rPr>
-          <w:sz w:val="24"/>
-          <w:szCs w:val="24"/>
-        </w:rPr>
-        <w:t>•Asynchrony: Kotlin Coroutines &amp; Flow</w:t>
-      </w:r>
-    </w:p>
-    <w:p>
-      <w:r>
-        <w:rPr>
-          <w:sz w:val="24"/>
-          <w:szCs w:val="24"/>
-        </w:rPr>
-        <w:t>•Navigation: Jetpack Navigation</w:t>
+      <w:proofErr w:type="gramEnd"/>
+      <w:r>
+        <w:rPr>
+          <w:sz w:val="24"/>
+          <w:szCs w:val="24"/>
+        </w:rPr>
+        <w:t>”</w:t>
+      </w:r>
+      <w:r>
+        <w:rPr>
+          <w:sz w:val="24"/>
+          <w:szCs w:val="24"/>
+        </w:rPr>
+        <w:t xml:space="preserve">. Audited component </w:t>
+      </w:r>
+      <w:proofErr w:type="spellStart"/>
+      <w:r>
+        <w:rPr>
+          <w:sz w:val="24"/>
+          <w:szCs w:val="24"/>
+        </w:rPr>
+        <w:t>behavior</w:t>
+      </w:r>
+      <w:proofErr w:type="spellEnd"/>
+      <w:r>
+        <w:rPr>
+          <w:sz w:val="24"/>
+          <w:szCs w:val="24"/>
+        </w:rPr>
+        <w:t xml:space="preserve"> against targeted device profiles to ensure smooth frame-rate updates. Compiling final project build structures for deployment evaluation.</w:t>
       </w:r>
     </w:p>
     <w:sectPr>
